--- a/docs/voice-platform/00-index.docx
+++ b/docs/voice-platform/00-index.docx
@@ -678,6 +678,148 @@
           </w:p>
         </w:tc>
       </w:tr>
+      <w:tr>
+        <w:tc>
+          <w:tcPr>
+            <w:tcW w:type="dxa" w:w="2160"/>
+          </w:tcPr>
+          <w:p>
+            <w:pPr>
+              <w:spacing w:before="40" w:after="40"/>
+            </w:pPr>
+            <w:r>
+              <w:rPr>
+                <w:rFonts w:ascii="Nirmala UI" w:hAnsi="Nirmala UI" w:eastAsia="Nirmala UI" w:cs="Nirmala UI"/>
+                <w:sz w:val="18"/>
+              </w:rPr>
+              <w:t>8</w:t>
+            </w:r>
+          </w:p>
+        </w:tc>
+        <w:tc>
+          <w:tcPr>
+            <w:tcW w:type="dxa" w:w="2160"/>
+          </w:tcPr>
+          <w:p>
+            <w:pPr>
+              <w:spacing w:before="40" w:after="40"/>
+            </w:pPr>
+            <w:r>
+              <w:rPr>
+                <w:rFonts w:ascii="Nirmala UI" w:hAnsi="Nirmala UI" w:eastAsia="Nirmala UI" w:cs="Nirmala UI"/>
+                <w:sz w:val="18"/>
+              </w:rPr>
+              <w:t>STT Customization Workstream</w:t>
+            </w:r>
+          </w:p>
+        </w:tc>
+        <w:tc>
+          <w:tcPr>
+            <w:tcW w:type="dxa" w:w="2160"/>
+          </w:tcPr>
+          <w:p>
+            <w:pPr>
+              <w:spacing w:before="40" w:after="40"/>
+            </w:pPr>
+            <w:r>
+              <w:rPr>
+                <w:rFonts w:ascii="Nirmala UI" w:hAnsi="Nirmala UI" w:eastAsia="Nirmala UI" w:cs="Nirmala UI"/>
+                <w:i/>
+                <w:sz w:val="18"/>
+              </w:rPr>
+              <w:t>How do we actually fix Telugu speech recognition?</w:t>
+            </w:r>
+          </w:p>
+        </w:tc>
+        <w:tc>
+          <w:tcPr>
+            <w:tcW w:type="dxa" w:w="2160"/>
+          </w:tcPr>
+          <w:p>
+            <w:pPr>
+              <w:spacing w:before="40" w:after="40"/>
+            </w:pPr>
+            <w:r>
+              <w:rPr>
+                <w:rFonts w:ascii="Nirmala UI" w:hAnsi="Nirmala UI" w:eastAsia="Nirmala UI" w:cs="Nirmala UI"/>
+                <w:sz w:val="18"/>
+              </w:rPr>
+              <w:t>S-G0…S-G5</w:t>
+            </w:r>
+          </w:p>
+        </w:tc>
+      </w:tr>
+      <w:tr>
+        <w:tc>
+          <w:tcPr>
+            <w:tcW w:type="dxa" w:w="2160"/>
+          </w:tcPr>
+          <w:p>
+            <w:pPr>
+              <w:spacing w:before="40" w:after="40"/>
+            </w:pPr>
+            <w:r>
+              <w:rPr>
+                <w:rFonts w:ascii="Nirmala UI" w:hAnsi="Nirmala UI" w:eastAsia="Nirmala UI" w:cs="Nirmala UI"/>
+                <w:sz w:val="18"/>
+              </w:rPr>
+              <w:t>9</w:t>
+            </w:r>
+          </w:p>
+        </w:tc>
+        <w:tc>
+          <w:tcPr>
+            <w:tcW w:type="dxa" w:w="2160"/>
+          </w:tcPr>
+          <w:p>
+            <w:pPr>
+              <w:spacing w:before="40" w:after="40"/>
+            </w:pPr>
+            <w:r>
+              <w:rPr>
+                <w:rFonts w:ascii="Nirmala UI" w:hAnsi="Nirmala UI" w:eastAsia="Nirmala UI" w:cs="Nirmala UI"/>
+                <w:sz w:val="18"/>
+              </w:rPr>
+              <w:t>Latency Engineering Plan</w:t>
+            </w:r>
+          </w:p>
+        </w:tc>
+        <w:tc>
+          <w:tcPr>
+            <w:tcW w:type="dxa" w:w="2160"/>
+          </w:tcPr>
+          <w:p>
+            <w:pPr>
+              <w:spacing w:before="40" w:after="40"/>
+            </w:pPr>
+            <w:r>
+              <w:rPr>
+                <w:rFonts w:ascii="Nirmala UI" w:hAnsi="Nirmala UI" w:eastAsia="Nirmala UI" w:cs="Nirmala UI"/>
+                <w:i/>
+                <w:sz w:val="18"/>
+              </w:rPr>
+              <w:t>How do we get to sub-800ms?</w:t>
+            </w:r>
+          </w:p>
+        </w:tc>
+        <w:tc>
+          <w:tcPr>
+            <w:tcW w:type="dxa" w:w="2160"/>
+          </w:tcPr>
+          <w:p>
+            <w:pPr>
+              <w:spacing w:before="40" w:after="40"/>
+            </w:pPr>
+            <w:r>
+              <w:rPr>
+                <w:rFonts w:ascii="Nirmala UI" w:hAnsi="Nirmala UI" w:eastAsia="Nirmala UI" w:cs="Nirmala UI"/>
+                <w:sz w:val="18"/>
+              </w:rPr>
+              <w:t>L-G1…L-G6</w:t>
+            </w:r>
+          </w:p>
+        </w:tc>
+      </w:tr>
     </w:tbl>
     <w:p/>
     <w:p>
@@ -776,58 +918,52 @@
           <w:rFonts w:ascii="Nirmala UI" w:hAnsi="Nirmala UI" w:eastAsia="Nirmala UI" w:cs="Nirmala UI"/>
           <w:b/>
         </w:rPr>
-        <w:t>The project is recommended — but not for the reason it was originally proposed.</w:t>
+        <w:t>The project is recommended.</w:t>
+      </w:r>
+      <w:r>
+        <w:rPr>
+          <w:rFonts w:ascii="Nirmala UI" w:hAnsi="Nirmala UI" w:eastAsia="Nirmala UI" w:cs="Nirmala UI"/>
+        </w:rPr>
+        <w:t xml:space="preserve"> Three justifications, each decisive on its own.</w:t>
       </w:r>
     </w:p>
     <w:p>
       <w:pPr>
-        <w:spacing w:after="120"/>
+        <w:spacing w:before="120" w:after="120"/>
+        <w:ind w:left="432"/>
       </w:pPr>
       <w:r>
         <w:rPr>
           <w:rFonts w:ascii="Nirmala UI" w:hAnsi="Nirmala UI" w:eastAsia="Nirmala UI" w:cs="Nirmala UI"/>
+          <w:b/>
+          <w:i/>
+          <w:color w:val="5A5A5A"/>
         </w:rPr>
-        <w:t>The latency argument does not survive measurement. Orchestration is under 5% of a</w:t>
-      </w:r>
-    </w:p>
-    <w:p>
-      <w:pPr>
-        <w:spacing w:after="120"/>
-      </w:pPr>
-      <w:r>
-        <w:rPr>
-          <w:rFonts w:ascii="Nirmala UI" w:hAnsi="Nirmala UI" w:eastAsia="Nirmala UI" w:cs="Nirmala UI"/>
-        </w:rPr>
-        <w:t xml:space="preserve">1.95-second turn; rebuilding it would recover less than 0.1 s. Expect </w:t>
+        <w:t>Revised 2026-08-23.</w:t>
       </w:r>
       <w:r>
         <w:rPr>
           <w:rFonts w:ascii="Nirmala UI" w:hAnsi="Nirmala UI" w:eastAsia="Nirmala UI" w:cs="Nirmala UI"/>
-          <w:b/>
+          <w:i/>
+          <w:color w:val="5A5A5A"/>
+        </w:rPr>
+        <w:t xml:space="preserve"> An earlier version of this set targeted </w:t>
+      </w:r>
+      <w:r>
+        <w:rPr>
+          <w:rFonts w:ascii="Nirmala UI" w:hAnsi="Nirmala UI" w:eastAsia="Nirmala UI" w:cs="Nirmala UI"/>
+          <w:i/>
+          <w:color w:val="5A5A5A"/>
         </w:rPr>
         <w:t>latency parity</w:t>
       </w:r>
-    </w:p>
-    <w:p>
-      <w:pPr>
-        <w:spacing w:after="120"/>
-      </w:pPr>
       <w:r>
         <w:rPr>
           <w:rFonts w:ascii="Nirmala UI" w:hAnsi="Nirmala UI" w:eastAsia="Nirmala UI" w:cs="Nirmala UI"/>
+          <w:i/>
+          <w:color w:val="5A5A5A"/>
         </w:rPr>
-        <w:t>from v1, not improvement.</w:t>
-      </w:r>
-    </w:p>
-    <w:p>
-      <w:pPr>
-        <w:spacing w:after="120"/>
-      </w:pPr>
-      <w:r>
-        <w:rPr>
-          <w:rFonts w:ascii="Nirmala UI" w:hAnsi="Nirmala UI" w:eastAsia="Nirmala UI" w:cs="Nirmala UI"/>
-        </w:rPr>
-        <w:t>The two justifications that do hold, each decisive on its own:</w:t>
+        <w:t xml:space="preserve"> with the incumbent. That anchored to the system being replaced instead of to the market and was wrong. Latency is now a primary goal — see justification 3 and document 9.</w:t>
       </w:r>
     </w:p>
     <w:p>
@@ -947,6 +1083,1594 @@
     </w:p>
     <w:p>
       <w:pPr>
+        <w:spacing w:after="120"/>
+      </w:pPr>
+      <w:r>
+        <w:rPr>
+          <w:rFonts w:ascii="Nirmala UI" w:hAnsi="Nirmala UI" w:eastAsia="Nirmala UI" w:cs="Nirmala UI"/>
+        </w:rPr>
+        <w:t>→ Planned in full in document 8.</w:t>
+      </w:r>
+    </w:p>
+    <w:p>
+      <w:pPr>
+        <w:pStyle w:val="ListNumber"/>
+      </w:pPr>
+      <w:r>
+        <w:rPr>
+          <w:rFonts w:ascii="Nirmala UI" w:hAnsi="Nirmala UI" w:eastAsia="Nirmala UI" w:cs="Nirmala UI"/>
+          <w:b/>
+        </w:rPr>
+        <w:t>Latency leadership.</w:t>
+      </w:r>
+      <w:r>
+        <w:rPr>
+          <w:rFonts w:ascii="Nirmala UI" w:hAnsi="Nirmala UI" w:eastAsia="Nirmala UI" w:cs="Nirmala UI"/>
+        </w:rPr>
+        <w:t xml:space="preserve"> The orchestrator itself is not slow — but owning it is what</w:t>
+      </w:r>
+    </w:p>
+    <w:p>
+      <w:pPr>
+        <w:spacing w:after="120"/>
+      </w:pPr>
+      <w:r>
+        <w:rPr>
+          <w:rFonts w:ascii="Nirmala UI" w:hAnsi="Nirmala UI" w:eastAsia="Nirmala UI" w:cs="Nirmala UI"/>
+        </w:rPr>
+        <w:t xml:space="preserve">makes three decisions yours: </w:t>
+      </w:r>
+      <w:r>
+        <w:rPr>
+          <w:rFonts w:ascii="Nirmala UI" w:hAnsi="Nirmala UI" w:eastAsia="Nirmala UI" w:cs="Nirmala UI"/>
+          <w:i/>
+        </w:rPr>
+        <w:t>when to stop listening</w:t>
+      </w:r>
+      <w:r>
+        <w:rPr>
+          <w:rFonts w:ascii="Nirmala UI" w:hAnsi="Nirmala UI" w:eastAsia="Nirmala UI" w:cs="Nirmala UI"/>
+        </w:rPr>
+        <w:t xml:space="preserve">, </w:t>
+      </w:r>
+      <w:r>
+        <w:rPr>
+          <w:rFonts w:ascii="Nirmala UI" w:hAnsi="Nirmala UI" w:eastAsia="Nirmala UI" w:cs="Nirmala UI"/>
+          <w:i/>
+        </w:rPr>
+        <w:t>which model reasons</w:t>
+      </w:r>
+      <w:r>
+        <w:rPr>
+          <w:rFonts w:ascii="Nirmala UI" w:hAnsi="Nirmala UI" w:eastAsia="Nirmala UI" w:cs="Nirmala UI"/>
+        </w:rPr>
+        <w:t>, and</w:t>
+      </w:r>
+    </w:p>
+    <w:p>
+      <w:pPr>
+        <w:spacing w:after="120"/>
+      </w:pPr>
+      <w:r>
+        <w:rPr>
+          <w:rFonts w:ascii="Nirmala UI" w:hAnsi="Nirmala UI" w:eastAsia="Nirmala UI" w:cs="Nirmala UI"/>
+          <w:i/>
+        </w:rPr>
+        <w:t>where components run</w:t>
+      </w:r>
+      <w:r>
+        <w:rPr>
+          <w:rFonts w:ascii="Nirmala UI" w:hAnsi="Nirmala UI" w:eastAsia="Nirmala UI" w:cs="Nirmala UI"/>
+        </w:rPr>
+        <w:t xml:space="preserve">. Those are worth ~1,290 ms. Target: </w:t>
+      </w:r>
+      <w:r>
+        <w:rPr>
+          <w:rFonts w:ascii="Nirmala UI" w:hAnsi="Nirmala UI" w:eastAsia="Nirmala UI" w:cs="Nirmala UI"/>
+          <w:b/>
+        </w:rPr>
+        <w:t>≤800 ms server-side</w:t>
+      </w:r>
+      <w:r>
+        <w:rPr>
+          <w:rFonts w:ascii="Nirmala UI" w:hAnsi="Nirmala UI" w:eastAsia="Nirmala UI" w:cs="Nirmala UI"/>
+        </w:rPr>
+        <w:t>,</w:t>
+      </w:r>
+    </w:p>
+    <w:p>
+      <w:pPr>
+        <w:spacing w:after="120"/>
+      </w:pPr>
+      <w:r>
+        <w:rPr>
+          <w:rFonts w:ascii="Nirmala UI" w:hAnsi="Nirmala UI" w:eastAsia="Nirmala UI" w:cs="Nirmala UI"/>
+        </w:rPr>
+        <w:t>which would lead every benchmarked commercial platform.</w:t>
+      </w:r>
+    </w:p>
+    <w:p>
+      <w:pPr>
+        <w:spacing w:after="120"/>
+      </w:pPr>
+      <w:r>
+        <w:rPr>
+          <w:rFonts w:ascii="Nirmala UI" w:hAnsi="Nirmala UI" w:eastAsia="Nirmala UI" w:cs="Nirmala UI"/>
+        </w:rPr>
+        <w:t>→ Planned in full in document 9.</w:t>
+      </w:r>
+    </w:p>
+    <w:p>
+      <w:pPr>
+        <w:jc w:val="center"/>
+      </w:pPr>
+      <w:r>
+        <w:rPr>
+          <w:color w:val="C0C0C0"/>
+        </w:rPr>
+        <w:t>────────────────────────────────────────</w:t>
+      </w:r>
+    </w:p>
+    <w:p>
+      <w:pPr>
+        <w:pStyle w:val="Heading1"/>
+      </w:pPr>
+      <w:r>
+        <w:rPr>
+          <w:rFonts w:ascii="Nirmala UI" w:hAnsi="Nirmala UI" w:eastAsia="Nirmala UI" w:cs="Nirmala UI"/>
+          <w:color w:val="1F4E79"/>
+        </w:rPr>
+        <w:t>Fixing Telugu STT — the four levels</w:t>
+      </w:r>
+    </w:p>
+    <w:tbl>
+      <w:tblPr>
+        <w:tblStyle w:val="TableGrid"/>
+        <w:tblW w:type="auto" w:w="0"/>
+        <w:jc w:val="center"/>
+        <w:tblLook w:firstColumn="1" w:firstRow="1" w:lastColumn="0" w:lastRow="0" w:noHBand="0" w:noVBand="1" w:val="04A0"/>
+      </w:tblPr>
+      <w:tblGrid>
+        <w:gridCol w:w="2160"/>
+        <w:gridCol w:w="2160"/>
+        <w:gridCol w:w="2160"/>
+        <w:gridCol w:w="2160"/>
+      </w:tblGrid>
+      <w:tr>
+        <w:tc>
+          <w:tcPr>
+            <w:tcW w:type="dxa" w:w="2160"/>
+            <w:shd w:val="clear" w:color="auto" w:fill="DCE6F1"/>
+          </w:tcPr>
+          <w:p>
+            <w:pPr>
+              <w:spacing w:before="40" w:after="40"/>
+            </w:pPr>
+            <w:r>
+              <w:rPr>
+                <w:rFonts w:ascii="Nirmala UI" w:hAnsi="Nirmala UI" w:eastAsia="Nirmala UI" w:cs="Nirmala UI"/>
+                <w:b/>
+                <w:sz w:val="18"/>
+              </w:rPr>
+              <w:t>Level</w:t>
+            </w:r>
+          </w:p>
+        </w:tc>
+        <w:tc>
+          <w:tcPr>
+            <w:tcW w:type="dxa" w:w="2160"/>
+            <w:shd w:val="clear" w:color="auto" w:fill="DCE6F1"/>
+          </w:tcPr>
+          <w:p>
+            <w:pPr>
+              <w:spacing w:before="40" w:after="40"/>
+            </w:pPr>
+            <w:r>
+              <w:rPr>
+                <w:rFonts w:ascii="Nirmala UI" w:hAnsi="Nirmala UI" w:eastAsia="Nirmala UI" w:cs="Nirmala UI"/>
+                <w:b/>
+                <w:sz w:val="18"/>
+              </w:rPr>
+              <w:t>What</w:t>
+            </w:r>
+          </w:p>
+        </w:tc>
+        <w:tc>
+          <w:tcPr>
+            <w:tcW w:type="dxa" w:w="2160"/>
+            <w:shd w:val="clear" w:color="auto" w:fill="DCE6F1"/>
+          </w:tcPr>
+          <w:p>
+            <w:pPr>
+              <w:spacing w:before="40" w:after="40"/>
+            </w:pPr>
+            <w:r>
+              <w:rPr>
+                <w:rFonts w:ascii="Nirmala UI" w:hAnsi="Nirmala UI" w:eastAsia="Nirmala UI" w:cs="Nirmala UI"/>
+                <w:b/>
+                <w:sz w:val="18"/>
+              </w:rPr>
+              <w:t>Release</w:t>
+            </w:r>
+          </w:p>
+        </w:tc>
+        <w:tc>
+          <w:tcPr>
+            <w:tcW w:type="dxa" w:w="2160"/>
+            <w:shd w:val="clear" w:color="auto" w:fill="DCE6F1"/>
+          </w:tcPr>
+          <w:p>
+            <w:pPr>
+              <w:spacing w:before="40" w:after="40"/>
+            </w:pPr>
+            <w:r>
+              <w:rPr>
+                <w:rFonts w:ascii="Nirmala UI" w:hAnsi="Nirmala UI" w:eastAsia="Nirmala UI" w:cs="Nirmala UI"/>
+                <w:b/>
+                <w:sz w:val="18"/>
+              </w:rPr>
+              <w:t>Effort</w:t>
+            </w:r>
+          </w:p>
+        </w:tc>
+      </w:tr>
+      <w:tr>
+        <w:tc>
+          <w:tcPr>
+            <w:tcW w:type="dxa" w:w="2160"/>
+          </w:tcPr>
+          <w:p>
+            <w:pPr>
+              <w:spacing w:before="40" w:after="40"/>
+            </w:pPr>
+            <w:r>
+              <w:rPr>
+                <w:rFonts w:ascii="Nirmala UI" w:hAnsi="Nirmala UI" w:eastAsia="Nirmala UI" w:cs="Nirmala UI"/>
+                <w:b/>
+                <w:sz w:val="18"/>
+              </w:rPr>
+              <w:t>L0</w:t>
+            </w:r>
+          </w:p>
+        </w:tc>
+        <w:tc>
+          <w:tcPr>
+            <w:tcW w:type="dxa" w:w="2160"/>
+          </w:tcPr>
+          <w:p>
+            <w:pPr>
+              <w:spacing w:before="40" w:after="40"/>
+            </w:pPr>
+            <w:r>
+              <w:rPr>
+                <w:rFonts w:ascii="Nirmala UI" w:hAnsi="Nirmala UI" w:eastAsia="Nirmala UI" w:cs="Nirmala UI"/>
+                <w:b/>
+                <w:sz w:val="18"/>
+              </w:rPr>
+              <w:t>Measure</w:t>
+            </w:r>
+            <w:r>
+              <w:rPr>
+                <w:rFonts w:ascii="Nirmala UI" w:hAnsi="Nirmala UI" w:eastAsia="Nirmala UI" w:cs="Nirmala UI"/>
+                <w:sz w:val="18"/>
+              </w:rPr>
+              <w:t xml:space="preserve"> — build the corpus, get a real baseline, define the entity metric</w:t>
+            </w:r>
+          </w:p>
+        </w:tc>
+        <w:tc>
+          <w:tcPr>
+            <w:tcW w:type="dxa" w:w="2160"/>
+          </w:tcPr>
+          <w:p>
+            <w:pPr>
+              <w:spacing w:before="40" w:after="40"/>
+            </w:pPr>
+            <w:r>
+              <w:rPr>
+                <w:rFonts w:ascii="Nirmala UI" w:hAnsi="Nirmala UI" w:eastAsia="Nirmala UI" w:cs="Nirmala UI"/>
+                <w:b/>
+                <w:sz w:val="18"/>
+              </w:rPr>
+              <w:t>v1, Phase 1</w:t>
+            </w:r>
+          </w:p>
+        </w:tc>
+        <w:tc>
+          <w:tcPr>
+            <w:tcW w:type="dxa" w:w="2160"/>
+          </w:tcPr>
+          <w:p>
+            <w:pPr>
+              <w:spacing w:before="40" w:after="40"/>
+            </w:pPr>
+            <w:r>
+              <w:rPr>
+                <w:rFonts w:ascii="Nirmala UI" w:hAnsi="Nirmala UI" w:eastAsia="Nirmala UI" w:cs="Nirmala UI"/>
+                <w:sz w:val="18"/>
+              </w:rPr>
+              <w:t>9 d (≈3 net)</w:t>
+            </w:r>
+          </w:p>
+        </w:tc>
+      </w:tr>
+      <w:tr>
+        <w:tc>
+          <w:tcPr>
+            <w:tcW w:type="dxa" w:w="2160"/>
+          </w:tcPr>
+          <w:p>
+            <w:pPr>
+              <w:spacing w:before="40" w:after="40"/>
+            </w:pPr>
+            <w:r>
+              <w:rPr>
+                <w:rFonts w:ascii="Nirmala UI" w:hAnsi="Nirmala UI" w:eastAsia="Nirmala UI" w:cs="Nirmala UI"/>
+                <w:b/>
+                <w:sz w:val="18"/>
+              </w:rPr>
+              <w:t>L1</w:t>
+            </w:r>
+          </w:p>
+        </w:tc>
+        <w:tc>
+          <w:tcPr>
+            <w:tcW w:type="dxa" w:w="2160"/>
+          </w:tcPr>
+          <w:p>
+            <w:pPr>
+              <w:spacing w:before="40" w:after="40"/>
+            </w:pPr>
+            <w:r>
+              <w:rPr>
+                <w:rFonts w:ascii="Nirmala UI" w:hAnsi="Nirmala UI" w:eastAsia="Nirmala UI" w:cs="Nirmala UI"/>
+                <w:b/>
+                <w:sz w:val="18"/>
+              </w:rPr>
+              <w:t>Tune</w:t>
+            </w:r>
+            <w:r>
+              <w:rPr>
+                <w:rFonts w:ascii="Nirmala UI" w:hAnsi="Nirmala UI" w:eastAsia="Nirmala UI" w:cs="Nirmala UI"/>
+                <w:sz w:val="18"/>
+              </w:rPr>
+              <w:t xml:space="preserve"> — vocabulary boosting, pick the best provider on evidence</w:t>
+            </w:r>
+          </w:p>
+        </w:tc>
+        <w:tc>
+          <w:tcPr>
+            <w:tcW w:type="dxa" w:w="2160"/>
+          </w:tcPr>
+          <w:p>
+            <w:pPr>
+              <w:spacing w:before="40" w:after="40"/>
+            </w:pPr>
+            <w:r>
+              <w:rPr>
+                <w:rFonts w:ascii="Nirmala UI" w:hAnsi="Nirmala UI" w:eastAsia="Nirmala UI" w:cs="Nirmala UI"/>
+                <w:b/>
+                <w:sz w:val="18"/>
+              </w:rPr>
+              <w:t>v1</w:t>
+            </w:r>
+          </w:p>
+        </w:tc>
+        <w:tc>
+          <w:tcPr>
+            <w:tcW w:type="dxa" w:w="2160"/>
+          </w:tcPr>
+          <w:p>
+            <w:pPr>
+              <w:spacing w:before="40" w:after="40"/>
+            </w:pPr>
+            <w:r>
+              <w:rPr>
+                <w:rFonts w:ascii="Nirmala UI" w:hAnsi="Nirmala UI" w:eastAsia="Nirmala UI" w:cs="Nirmala UI"/>
+                <w:sz w:val="18"/>
+              </w:rPr>
+              <w:t>5 d</w:t>
+            </w:r>
+          </w:p>
+        </w:tc>
+      </w:tr>
+      <w:tr>
+        <w:tc>
+          <w:tcPr>
+            <w:tcW w:type="dxa" w:w="2160"/>
+          </w:tcPr>
+          <w:p>
+            <w:pPr>
+              <w:spacing w:before="40" w:after="40"/>
+            </w:pPr>
+            <w:r>
+              <w:rPr>
+                <w:rFonts w:ascii="Nirmala UI" w:hAnsi="Nirmala UI" w:eastAsia="Nirmala UI" w:cs="Nirmala UI"/>
+                <w:b/>
+                <w:sz w:val="18"/>
+              </w:rPr>
+              <w:t>L2</w:t>
+            </w:r>
+          </w:p>
+        </w:tc>
+        <w:tc>
+          <w:tcPr>
+            <w:tcW w:type="dxa" w:w="2160"/>
+          </w:tcPr>
+          <w:p>
+            <w:pPr>
+              <w:spacing w:before="40" w:after="40"/>
+            </w:pPr>
+            <w:r>
+              <w:rPr>
+                <w:rFonts w:ascii="Nirmala UI" w:hAnsi="Nirmala UI" w:eastAsia="Nirmala UI" w:cs="Nirmala UI"/>
+                <w:b/>
+                <w:sz w:val="18"/>
+              </w:rPr>
+              <w:t>Correct</w:t>
+            </w:r>
+            <w:r>
+              <w:rPr>
+                <w:rFonts w:ascii="Nirmala UI" w:hAnsi="Nirmala UI" w:eastAsia="Nirmala UI" w:cs="Nirmala UI"/>
+                <w:sz w:val="18"/>
+              </w:rPr>
+              <w:t xml:space="preserve"> — fast LLM repairs the transcript; engine racing later</w:t>
+            </w:r>
+          </w:p>
+        </w:tc>
+        <w:tc>
+          <w:tcPr>
+            <w:tcW w:type="dxa" w:w="2160"/>
+          </w:tcPr>
+          <w:p>
+            <w:pPr>
+              <w:spacing w:before="40" w:after="40"/>
+            </w:pPr>
+            <w:r>
+              <w:rPr>
+                <w:rFonts w:ascii="Nirmala UI" w:hAnsi="Nirmala UI" w:eastAsia="Nirmala UI" w:cs="Nirmala UI"/>
+                <w:b/>
+                <w:sz w:val="18"/>
+              </w:rPr>
+              <w:t>v1</w:t>
+            </w:r>
+          </w:p>
+        </w:tc>
+        <w:tc>
+          <w:tcPr>
+            <w:tcW w:type="dxa" w:w="2160"/>
+          </w:tcPr>
+          <w:p>
+            <w:pPr>
+              <w:spacing w:before="40" w:after="40"/>
+            </w:pPr>
+            <w:r>
+              <w:rPr>
+                <w:rFonts w:ascii="Nirmala UI" w:hAnsi="Nirmala UI" w:eastAsia="Nirmala UI" w:cs="Nirmala UI"/>
+                <w:sz w:val="18"/>
+              </w:rPr>
+              <w:t>5 d</w:t>
+            </w:r>
+          </w:p>
+        </w:tc>
+      </w:tr>
+      <w:tr>
+        <w:tc>
+          <w:tcPr>
+            <w:tcW w:type="dxa" w:w="2160"/>
+          </w:tcPr>
+          <w:p>
+            <w:pPr>
+              <w:spacing w:before="40" w:after="40"/>
+            </w:pPr>
+            <w:r>
+              <w:rPr>
+                <w:rFonts w:ascii="Nirmala UI" w:hAnsi="Nirmala UI" w:eastAsia="Nirmala UI" w:cs="Nirmala UI"/>
+                <w:b/>
+                <w:sz w:val="18"/>
+              </w:rPr>
+              <w:t>L3</w:t>
+            </w:r>
+          </w:p>
+        </w:tc>
+        <w:tc>
+          <w:tcPr>
+            <w:tcW w:type="dxa" w:w="2160"/>
+          </w:tcPr>
+          <w:p>
+            <w:pPr>
+              <w:spacing w:before="40" w:after="40"/>
+            </w:pPr>
+            <w:r>
+              <w:rPr>
+                <w:rFonts w:ascii="Nirmala UI" w:hAnsi="Nirmala UI" w:eastAsia="Nirmala UI" w:cs="Nirmala UI"/>
+                <w:b/>
+                <w:sz w:val="18"/>
+              </w:rPr>
+              <w:t>Own</w:t>
+            </w:r>
+            <w:r>
+              <w:rPr>
+                <w:rFonts w:ascii="Nirmala UI" w:hAnsi="Nirmala UI" w:eastAsia="Nirmala UI" w:cs="Nirmala UI"/>
+                <w:sz w:val="18"/>
+              </w:rPr>
+              <w:t xml:space="preserve"> — fine-tuned IndicConformer on your own call audio</w:t>
+            </w:r>
+          </w:p>
+        </w:tc>
+        <w:tc>
+          <w:tcPr>
+            <w:tcW w:type="dxa" w:w="2160"/>
+          </w:tcPr>
+          <w:p>
+            <w:pPr>
+              <w:spacing w:before="40" w:after="40"/>
+            </w:pPr>
+            <w:r>
+              <w:rPr>
+                <w:rFonts w:ascii="Nirmala UI" w:hAnsi="Nirmala UI" w:eastAsia="Nirmala UI" w:cs="Nirmala UI"/>
+                <w:b/>
+                <w:sz w:val="18"/>
+              </w:rPr>
+              <w:t>v2</w:t>
+            </w:r>
+          </w:p>
+        </w:tc>
+        <w:tc>
+          <w:tcPr>
+            <w:tcW w:type="dxa" w:w="2160"/>
+          </w:tcPr>
+          <w:p>
+            <w:pPr>
+              <w:spacing w:before="40" w:after="40"/>
+            </w:pPr>
+            <w:r>
+              <w:rPr>
+                <w:rFonts w:ascii="Nirmala UI" w:hAnsi="Nirmala UI" w:eastAsia="Nirmala UI" w:cs="Nirmala UI"/>
+                <w:sz w:val="18"/>
+              </w:rPr>
+              <w:t>32 d</w:t>
+            </w:r>
+          </w:p>
+        </w:tc>
+      </w:tr>
+    </w:tbl>
+    <w:p/>
+    <w:p>
+      <w:pPr>
+        <w:spacing w:after="120"/>
+      </w:pPr>
+      <w:r>
+        <w:rPr>
+          <w:rFonts w:ascii="Nirmala UI" w:hAnsi="Nirmala UI" w:eastAsia="Nirmala UI" w:cs="Nirmala UI"/>
+          <w:b/>
+        </w:rPr>
+        <w:t>L3 is deliberately kept out of v1</w:t>
+      </w:r>
+      <w:r>
+        <w:rPr>
+          <w:rFonts w:ascii="Nirmala UI" w:hAnsi="Nirmala UI" w:eastAsia="Nirmala UI" w:cs="Nirmala UI"/>
+        </w:rPr>
+        <w:t xml:space="preserve"> — gating your first release on a model-training</w:t>
+      </w:r>
+    </w:p>
+    <w:p>
+      <w:pPr>
+        <w:spacing w:after="120"/>
+      </w:pPr>
+      <w:r>
+        <w:rPr>
+          <w:rFonts w:ascii="Nirmala UI" w:hAnsi="Nirmala UI" w:eastAsia="Nirmala UI" w:cs="Nirmala UI"/>
+        </w:rPr>
+        <w:t>project risks never shipping, and L1+L2 improve Telugu measurably on their own. What</w:t>
+      </w:r>
+    </w:p>
+    <w:p>
+      <w:pPr>
+        <w:spacing w:after="120"/>
+      </w:pPr>
+      <w:r>
+        <w:rPr>
+          <w:rFonts w:ascii="Nirmala UI" w:hAnsi="Nirmala UI" w:eastAsia="Nirmala UI" w:cs="Nirmala UI"/>
+        </w:rPr>
+        <w:t xml:space="preserve">keeps L3 real rather than hypothetical is that </w:t>
+      </w:r>
+      <w:r>
+        <w:rPr>
+          <w:rFonts w:ascii="Nirmala UI" w:hAnsi="Nirmala UI" w:eastAsia="Nirmala UI" w:cs="Nirmala UI"/>
+          <w:b/>
+        </w:rPr>
+        <w:t>v1 must ship three small requirements</w:t>
+      </w:r>
+      <w:r>
+        <w:rPr>
+          <w:rFonts w:ascii="Nirmala UI" w:hAnsi="Nirmala UI" w:eastAsia="Nirmala UI" w:cs="Nirmala UI"/>
+        </w:rPr>
+        <w:t>:</w:t>
+      </w:r>
+    </w:p>
+    <w:p>
+      <w:pPr>
+        <w:spacing w:after="120"/>
+      </w:pPr>
+      <w:r>
+        <w:rPr>
+          <w:rFonts w:ascii="Nirmala UI" w:hAnsi="Nirmala UI" w:eastAsia="Nirmala UI" w:cs="Nirmala UI"/>
+        </w:rPr>
+        <w:t>FR-STT-08 (self-hosted adapter), FR-STT-09 (consented corpus export), FR-STT-12 (per-turn</w:t>
+      </w:r>
+    </w:p>
+    <w:p>
+      <w:pPr>
+        <w:spacing w:after="120"/>
+      </w:pPr>
+      <w:r>
+        <w:rPr>
+          <w:rFonts w:ascii="Nirmala UI" w:hAnsi="Nirmala UI" w:eastAsia="Nirmala UI" w:cs="Nirmala UI"/>
+        </w:rPr>
+        <w:t>model attribution). If those slip, L3 becomes a retrofit. §8.2</w:t>
+      </w:r>
+    </w:p>
+    <w:p>
+      <w:pPr>
+        <w:spacing w:after="120"/>
+      </w:pPr>
+      <w:r>
+        <w:rPr>
+          <w:rFonts w:ascii="Nirmala UI" w:hAnsi="Nirmala UI" w:eastAsia="Nirmala UI" w:cs="Nirmala UI"/>
+        </w:rPr>
+        <w:t>sets out the alternative if you want L3 in v1 instead — your call.</w:t>
+      </w:r>
+    </w:p>
+    <w:p>
+      <w:pPr>
+        <w:jc w:val="center"/>
+      </w:pPr>
+      <w:r>
+        <w:rPr>
+          <w:color w:val="C0C0C0"/>
+        </w:rPr>
+        <w:t>────────────────────────────────────────</w:t>
+      </w:r>
+    </w:p>
+    <w:p>
+      <w:pPr>
+        <w:pStyle w:val="Heading1"/>
+      </w:pPr>
+      <w:r>
+        <w:rPr>
+          <w:rFonts w:ascii="Nirmala UI" w:hAnsi="Nirmala UI" w:eastAsia="Nirmala UI" w:cs="Nirmala UI"/>
+          <w:color w:val="1F4E79"/>
+        </w:rPr>
+        <w:t>Getting to 800ms — the budget</w:t>
+      </w:r>
+    </w:p>
+    <w:p>
+      <w:pPr>
+        <w:spacing w:after="120"/>
+      </w:pPr>
+      <w:r>
+        <w:rPr>
+          <w:rFonts w:ascii="Nirmala UI" w:hAnsi="Nirmala UI" w:eastAsia="Nirmala UI" w:cs="Nirmala UI"/>
+        </w:rPr>
+        <w:t>Measured reality first, because the numbers circulating are misleading. On **real phone</w:t>
+      </w:r>
+    </w:p>
+    <w:p>
+      <w:pPr>
+        <w:spacing w:after="120"/>
+      </w:pPr>
+      <w:r>
+        <w:rPr>
+          <w:rFonts w:ascii="Nirmala UI" w:hAnsi="Nirmala UI" w:eastAsia="Nirmala UI" w:cs="Nirmala UI"/>
+        </w:rPr>
+        <w:t>calls**, caller-experienced p50: Telnyx 1,296 ms · ElevenLabs 1,424 ms · Bland 1,520 ms ·</w:t>
+      </w:r>
+    </w:p>
+    <w:p>
+      <w:pPr>
+        <w:spacing w:after="120"/>
+      </w:pPr>
+      <w:r>
+        <w:rPr>
+          <w:rFonts w:ascii="Nirmala UI" w:hAnsi="Nirmala UI" w:eastAsia="Nirmala UI" w:cs="Nirmala UI"/>
+          <w:b/>
+        </w:rPr>
+        <w:t>Vapi 1,558 ms</w:t>
+      </w:r>
+      <w:r>
+        <w:rPr>
+          <w:rFonts w:ascii="Nirmala UI" w:hAnsi="Nirmala UI" w:eastAsia="Nirmala UI" w:cs="Nirmala UI"/>
+        </w:rPr>
+        <w:t xml:space="preserve"> · Retell 1,740 ms. </w:t>
+      </w:r>
+      <w:r>
+        <w:rPr>
+          <w:rFonts w:ascii="Nirmala UI" w:hAnsi="Nirmala UI" w:eastAsia="Nirmala UI" w:cs="Nirmala UI"/>
+          <w:b/>
+        </w:rPr>
+        <w:t>Nobody is sub-second.</w:t>
+      </w:r>
+      <w:r>
+        <w:rPr>
+          <w:rFonts w:ascii="Nirmala UI" w:hAnsi="Nirmala UI" w:eastAsia="Nirmala UI" w:cs="Nirmala UI"/>
+        </w:rPr>
+        <w:t xml:space="preserve"> Vendor figures run ~490 ms</w:t>
+      </w:r>
+    </w:p>
+    <w:p>
+      <w:pPr>
+        <w:spacing w:after="120"/>
+      </w:pPr>
+      <w:r>
+        <w:rPr>
+          <w:rFonts w:ascii="Nirmala UI" w:hAnsi="Nirmala UI" w:eastAsia="Nirmala UI" w:cs="Nirmala UI"/>
+        </w:rPr>
+        <w:t>lower because they measure server-side, not what the caller hears.</w:t>
+      </w:r>
+    </w:p>
+    <w:p>
+      <w:pPr>
+        <w:spacing w:after="120"/>
+      </w:pPr>
+      <w:r>
+        <w:rPr>
+          <w:rFonts w:ascii="Nirmala UI" w:hAnsi="Nirmala UI" w:eastAsia="Nirmala UI" w:cs="Nirmala UI"/>
+          <w:i/>
+        </w:rPr>
+        <w:t>"100 ms" is a single-component number</w:t>
+      </w:r>
+      <w:r>
+        <w:rPr>
+          <w:rFonts w:ascii="Nirmala UI" w:hAnsi="Nirmala UI" w:eastAsia="Nirmala UI" w:cs="Nirmala UI"/>
+        </w:rPr>
+        <w:t xml:space="preserve"> — Cartesia's time-to-first-audio is ~40 ms.</w:t>
+      </w:r>
+    </w:p>
+    <w:p>
+      <w:pPr>
+        <w:spacing w:after="120"/>
+      </w:pPr>
+      <w:r>
+        <w:rPr>
+          <w:rFonts w:ascii="Nirmala UI" w:hAnsi="Nirmala UI" w:eastAsia="Nirmala UI" w:cs="Nirmala UI"/>
+        </w:rPr>
+        <w:t>Voice-to-voice 100 ms is below PSTN round-trip. It does not exist.</w:t>
+      </w:r>
+    </w:p>
+    <w:tbl>
+      <w:tblPr>
+        <w:tblStyle w:val="TableGrid"/>
+        <w:tblW w:type="auto" w:w="0"/>
+        <w:jc w:val="center"/>
+        <w:tblLook w:firstColumn="1" w:firstRow="1" w:lastColumn="0" w:lastRow="0" w:noHBand="0" w:noVBand="1" w:val="04A0"/>
+      </w:tblPr>
+      <w:tblGrid>
+        <w:gridCol w:w="2160"/>
+        <w:gridCol w:w="2160"/>
+        <w:gridCol w:w="2160"/>
+        <w:gridCol w:w="2160"/>
+      </w:tblGrid>
+      <w:tr>
+        <w:tc>
+          <w:tcPr>
+            <w:tcW w:type="dxa" w:w="2160"/>
+            <w:shd w:val="clear" w:color="auto" w:fill="DCE6F1"/>
+          </w:tcPr>
+          <w:p>
+            <w:pPr>
+              <w:spacing w:before="40" w:after="40"/>
+            </w:pPr>
+            <w:r>
+              <w:rPr>
+                <w:rFonts w:ascii="Nirmala UI" w:hAnsi="Nirmala UI" w:eastAsia="Nirmala UI" w:cs="Nirmala UI"/>
+                <w:b/>
+                <w:sz w:val="18"/>
+              </w:rPr>
+              <w:t>Component</w:t>
+            </w:r>
+          </w:p>
+        </w:tc>
+        <w:tc>
+          <w:tcPr>
+            <w:tcW w:type="dxa" w:w="2160"/>
+            <w:shd w:val="clear" w:color="auto" w:fill="DCE6F1"/>
+          </w:tcPr>
+          <w:p>
+            <w:pPr>
+              <w:spacing w:before="40" w:after="40"/>
+            </w:pPr>
+            <w:r>
+              <w:rPr>
+                <w:rFonts w:ascii="Nirmala UI" w:hAnsi="Nirmala UI" w:eastAsia="Nirmala UI" w:cs="Nirmala UI"/>
+                <w:b/>
+                <w:sz w:val="18"/>
+              </w:rPr>
+              <w:t>Now</w:t>
+            </w:r>
+          </w:p>
+        </w:tc>
+        <w:tc>
+          <w:tcPr>
+            <w:tcW w:type="dxa" w:w="2160"/>
+            <w:shd w:val="clear" w:color="auto" w:fill="DCE6F1"/>
+          </w:tcPr>
+          <w:p>
+            <w:pPr>
+              <w:spacing w:before="40" w:after="40"/>
+            </w:pPr>
+            <w:r>
+              <w:rPr>
+                <w:rFonts w:ascii="Nirmala UI" w:hAnsi="Nirmala UI" w:eastAsia="Nirmala UI" w:cs="Nirmala UI"/>
+                <w:b/>
+                <w:sz w:val="18"/>
+              </w:rPr>
+              <w:t>Target</w:t>
+            </w:r>
+          </w:p>
+        </w:tc>
+        <w:tc>
+          <w:tcPr>
+            <w:tcW w:type="dxa" w:w="2160"/>
+            <w:shd w:val="clear" w:color="auto" w:fill="DCE6F1"/>
+          </w:tcPr>
+          <w:p>
+            <w:pPr>
+              <w:spacing w:before="40" w:after="40"/>
+            </w:pPr>
+            <w:r>
+              <w:rPr>
+                <w:rFonts w:ascii="Nirmala UI" w:hAnsi="Nirmala UI" w:eastAsia="Nirmala UI" w:cs="Nirmala UI"/>
+                <w:b/>
+                <w:sz w:val="18"/>
+              </w:rPr>
+              <w:t>Lever</w:t>
+            </w:r>
+          </w:p>
+        </w:tc>
+      </w:tr>
+      <w:tr>
+        <w:tc>
+          <w:tcPr>
+            <w:tcW w:type="dxa" w:w="2160"/>
+          </w:tcPr>
+          <w:p>
+            <w:pPr>
+              <w:spacing w:before="40" w:after="40"/>
+            </w:pPr>
+            <w:r>
+              <w:rPr>
+                <w:rFonts w:ascii="Nirmala UI" w:hAnsi="Nirmala UI" w:eastAsia="Nirmala UI" w:cs="Nirmala UI"/>
+                <w:b/>
+                <w:sz w:val="18"/>
+              </w:rPr>
+              <w:t>End-of-speech detection</w:t>
+            </w:r>
+          </w:p>
+        </w:tc>
+        <w:tc>
+          <w:tcPr>
+            <w:tcW w:type="dxa" w:w="2160"/>
+          </w:tcPr>
+          <w:p>
+            <w:pPr>
+              <w:spacing w:before="40" w:after="40"/>
+            </w:pPr>
+            <w:r>
+              <w:rPr>
+                <w:rFonts w:ascii="Nirmala UI" w:hAnsi="Nirmala UI" w:eastAsia="Nirmala UI" w:cs="Nirmala UI"/>
+                <w:b/>
+                <w:sz w:val="18"/>
+              </w:rPr>
+              <w:t>800 ms</w:t>
+            </w:r>
+          </w:p>
+        </w:tc>
+        <w:tc>
+          <w:tcPr>
+            <w:tcW w:type="dxa" w:w="2160"/>
+          </w:tcPr>
+          <w:p>
+            <w:pPr>
+              <w:spacing w:before="40" w:after="40"/>
+            </w:pPr>
+            <w:r>
+              <w:rPr>
+                <w:rFonts w:ascii="Nirmala UI" w:hAnsi="Nirmala UI" w:eastAsia="Nirmala UI" w:cs="Nirmala UI"/>
+                <w:b/>
+                <w:sz w:val="18"/>
+              </w:rPr>
+              <w:t>250 ms</w:t>
+            </w:r>
+          </w:p>
+        </w:tc>
+        <w:tc>
+          <w:tcPr>
+            <w:tcW w:type="dxa" w:w="2160"/>
+          </w:tcPr>
+          <w:p>
+            <w:pPr>
+              <w:spacing w:before="40" w:after="40"/>
+            </w:pPr>
+            <w:r>
+              <w:rPr>
+                <w:rFonts w:ascii="Nirmala UI" w:hAnsi="Nirmala UI" w:eastAsia="Nirmala UI" w:cs="Nirmala UI"/>
+                <w:b/>
+                <w:sz w:val="18"/>
+              </w:rPr>
+              <w:t>Telugu turn detector — the blocker</w:t>
+            </w:r>
+          </w:p>
+        </w:tc>
+      </w:tr>
+      <w:tr>
+        <w:tc>
+          <w:tcPr>
+            <w:tcW w:type="dxa" w:w="2160"/>
+          </w:tcPr>
+          <w:p>
+            <w:pPr>
+              <w:spacing w:before="40" w:after="40"/>
+            </w:pPr>
+            <w:r>
+              <w:rPr>
+                <w:rFonts w:ascii="Nirmala UI" w:hAnsi="Nirmala UI" w:eastAsia="Nirmala UI" w:cs="Nirmala UI"/>
+                <w:sz w:val="18"/>
+              </w:rPr>
+              <w:t>STT finalisation</w:t>
+            </w:r>
+          </w:p>
+        </w:tc>
+        <w:tc>
+          <w:tcPr>
+            <w:tcW w:type="dxa" w:w="2160"/>
+          </w:tcPr>
+          <w:p>
+            <w:pPr>
+              <w:spacing w:before="40" w:after="40"/>
+            </w:pPr>
+            <w:r>
+              <w:rPr>
+                <w:rFonts w:ascii="Nirmala UI" w:hAnsi="Nirmala UI" w:eastAsia="Nirmala UI" w:cs="Nirmala UI"/>
+                <w:sz w:val="18"/>
+              </w:rPr>
+              <w:t>200 ms</w:t>
+            </w:r>
+          </w:p>
+        </w:tc>
+        <w:tc>
+          <w:tcPr>
+            <w:tcW w:type="dxa" w:w="2160"/>
+          </w:tcPr>
+          <w:p>
+            <w:pPr>
+              <w:spacing w:before="40" w:after="40"/>
+            </w:pPr>
+            <w:r>
+              <w:rPr>
+                <w:rFonts w:ascii="Nirmala UI" w:hAnsi="Nirmala UI" w:eastAsia="Nirmala UI" w:cs="Nirmala UI"/>
+                <w:sz w:val="18"/>
+              </w:rPr>
+              <w:t>100 ms</w:t>
+            </w:r>
+          </w:p>
+        </w:tc>
+        <w:tc>
+          <w:tcPr>
+            <w:tcW w:type="dxa" w:w="2160"/>
+          </w:tcPr>
+          <w:p>
+            <w:pPr>
+              <w:spacing w:before="40" w:after="40"/>
+            </w:pPr>
+            <w:r>
+              <w:rPr>
+                <w:rFonts w:ascii="Nirmala UI" w:hAnsi="Nirmala UI" w:eastAsia="Nirmala UI" w:cs="Nirmala UI"/>
+                <w:sz w:val="18"/>
+              </w:rPr>
+              <w:t>Streaming partials</w:t>
+            </w:r>
+          </w:p>
+        </w:tc>
+      </w:tr>
+      <w:tr>
+        <w:tc>
+          <w:tcPr>
+            <w:tcW w:type="dxa" w:w="2160"/>
+          </w:tcPr>
+          <w:p>
+            <w:pPr>
+              <w:spacing w:before="40" w:after="40"/>
+            </w:pPr>
+            <w:r>
+              <w:rPr>
+                <w:rFonts w:ascii="Nirmala UI" w:hAnsi="Nirmala UI" w:eastAsia="Nirmala UI" w:cs="Nirmala UI"/>
+                <w:b/>
+                <w:sz w:val="18"/>
+              </w:rPr>
+              <w:t>LLM → first spoken token</w:t>
+            </w:r>
+          </w:p>
+        </w:tc>
+        <w:tc>
+          <w:tcPr>
+            <w:tcW w:type="dxa" w:w="2160"/>
+          </w:tcPr>
+          <w:p>
+            <w:pPr>
+              <w:spacing w:before="40" w:after="40"/>
+            </w:pPr>
+            <w:r>
+              <w:rPr>
+                <w:rFonts w:ascii="Nirmala UI" w:hAnsi="Nirmala UI" w:eastAsia="Nirmala UI" w:cs="Nirmala UI"/>
+                <w:b/>
+                <w:sz w:val="18"/>
+              </w:rPr>
+              <w:t>600 ms</w:t>
+            </w:r>
+          </w:p>
+        </w:tc>
+        <w:tc>
+          <w:tcPr>
+            <w:tcW w:type="dxa" w:w="2160"/>
+          </w:tcPr>
+          <w:p>
+            <w:pPr>
+              <w:spacing w:before="40" w:after="40"/>
+            </w:pPr>
+            <w:r>
+              <w:rPr>
+                <w:rFonts w:ascii="Nirmala UI" w:hAnsi="Nirmala UI" w:eastAsia="Nirmala UI" w:cs="Nirmala UI"/>
+                <w:b/>
+                <w:sz w:val="18"/>
+              </w:rPr>
+              <w:t>200 ms</w:t>
+            </w:r>
+          </w:p>
+        </w:tc>
+        <w:tc>
+          <w:tcPr>
+            <w:tcW w:type="dxa" w:w="2160"/>
+          </w:tcPr>
+          <w:p>
+            <w:pPr>
+              <w:spacing w:before="40" w:after="40"/>
+            </w:pPr>
+            <w:r>
+              <w:rPr>
+                <w:rFonts w:ascii="Nirmala UI" w:hAnsi="Nirmala UI" w:eastAsia="Nirmala UI" w:cs="Nirmala UI"/>
+                <w:b/>
+                <w:sz w:val="18"/>
+              </w:rPr>
+              <w:t>Non-reasoning model</w:t>
+            </w:r>
+          </w:p>
+        </w:tc>
+      </w:tr>
+      <w:tr>
+        <w:tc>
+          <w:tcPr>
+            <w:tcW w:type="dxa" w:w="2160"/>
+          </w:tcPr>
+          <w:p>
+            <w:pPr>
+              <w:spacing w:before="40" w:after="40"/>
+            </w:pPr>
+            <w:r>
+              <w:rPr>
+                <w:rFonts w:ascii="Nirmala UI" w:hAnsi="Nirmala UI" w:eastAsia="Nirmala UI" w:cs="Nirmala UI"/>
+                <w:sz w:val="18"/>
+              </w:rPr>
+              <w:t>TTS first audio</w:t>
+            </w:r>
+          </w:p>
+        </w:tc>
+        <w:tc>
+          <w:tcPr>
+            <w:tcW w:type="dxa" w:w="2160"/>
+          </w:tcPr>
+          <w:p>
+            <w:pPr>
+              <w:spacing w:before="40" w:after="40"/>
+            </w:pPr>
+            <w:r>
+              <w:rPr>
+                <w:rFonts w:ascii="Nirmala UI" w:hAnsi="Nirmala UI" w:eastAsia="Nirmala UI" w:cs="Nirmala UI"/>
+                <w:sz w:val="18"/>
+              </w:rPr>
+              <w:t>150 ms</w:t>
+            </w:r>
+          </w:p>
+        </w:tc>
+        <w:tc>
+          <w:tcPr>
+            <w:tcW w:type="dxa" w:w="2160"/>
+          </w:tcPr>
+          <w:p>
+            <w:pPr>
+              <w:spacing w:before="40" w:after="40"/>
+            </w:pPr>
+            <w:r>
+              <w:rPr>
+                <w:rFonts w:ascii="Nirmala UI" w:hAnsi="Nirmala UI" w:eastAsia="Nirmala UI" w:cs="Nirmala UI"/>
+                <w:sz w:val="18"/>
+              </w:rPr>
+              <w:t>60 ms</w:t>
+            </w:r>
+          </w:p>
+        </w:tc>
+        <w:tc>
+          <w:tcPr>
+            <w:tcW w:type="dxa" w:w="2160"/>
+          </w:tcPr>
+          <w:p>
+            <w:pPr>
+              <w:spacing w:before="40" w:after="40"/>
+            </w:pPr>
+            <w:r>
+              <w:rPr>
+                <w:rFonts w:ascii="Nirmala UI" w:hAnsi="Nirmala UI" w:eastAsia="Nirmala UI" w:cs="Nirmala UI"/>
+                <w:sz w:val="18"/>
+              </w:rPr>
+              <w:t>Cartesia Sonic 4</w:t>
+            </w:r>
+          </w:p>
+        </w:tc>
+      </w:tr>
+      <w:tr>
+        <w:tc>
+          <w:tcPr>
+            <w:tcW w:type="dxa" w:w="2160"/>
+          </w:tcPr>
+          <w:p>
+            <w:pPr>
+              <w:spacing w:before="40" w:after="40"/>
+            </w:pPr>
+            <w:r>
+              <w:rPr>
+                <w:rFonts w:ascii="Nirmala UI" w:hAnsi="Nirmala UI" w:eastAsia="Nirmala UI" w:cs="Nirmala UI"/>
+                <w:sz w:val="18"/>
+              </w:rPr>
+              <w:t>Transport / queuing</w:t>
+            </w:r>
+          </w:p>
+        </w:tc>
+        <w:tc>
+          <w:tcPr>
+            <w:tcW w:type="dxa" w:w="2160"/>
+          </w:tcPr>
+          <w:p>
+            <w:pPr>
+              <w:spacing w:before="40" w:after="40"/>
+            </w:pPr>
+            <w:r>
+              <w:rPr>
+                <w:rFonts w:ascii="Nirmala UI" w:hAnsi="Nirmala UI" w:eastAsia="Nirmala UI" w:cs="Nirmala UI"/>
+                <w:sz w:val="18"/>
+              </w:rPr>
+              <w:t>200 ms</w:t>
+            </w:r>
+          </w:p>
+        </w:tc>
+        <w:tc>
+          <w:tcPr>
+            <w:tcW w:type="dxa" w:w="2160"/>
+          </w:tcPr>
+          <w:p>
+            <w:pPr>
+              <w:spacing w:before="40" w:after="40"/>
+            </w:pPr>
+            <w:r>
+              <w:rPr>
+                <w:rFonts w:ascii="Nirmala UI" w:hAnsi="Nirmala UI" w:eastAsia="Nirmala UI" w:cs="Nirmala UI"/>
+                <w:sz w:val="18"/>
+              </w:rPr>
+              <w:t>50 ms</w:t>
+            </w:r>
+          </w:p>
+        </w:tc>
+        <w:tc>
+          <w:tcPr>
+            <w:tcW w:type="dxa" w:w="2160"/>
+          </w:tcPr>
+          <w:p>
+            <w:pPr>
+              <w:spacing w:before="40" w:after="40"/>
+            </w:pPr>
+            <w:r>
+              <w:rPr>
+                <w:rFonts w:ascii="Nirmala UI" w:hAnsi="Nirmala UI" w:eastAsia="Nirmala UI" w:cs="Nirmala UI"/>
+                <w:sz w:val="18"/>
+              </w:rPr>
+              <w:t>Co-location in India</w:t>
+            </w:r>
+          </w:p>
+        </w:tc>
+      </w:tr>
+      <w:tr>
+        <w:tc>
+          <w:tcPr>
+            <w:tcW w:type="dxa" w:w="2160"/>
+          </w:tcPr>
+          <w:p>
+            <w:pPr>
+              <w:spacing w:before="40" w:after="40"/>
+            </w:pPr>
+            <w:r>
+              <w:rPr>
+                <w:rFonts w:ascii="Nirmala UI" w:hAnsi="Nirmala UI" w:eastAsia="Nirmala UI" w:cs="Nirmala UI"/>
+                <w:b/>
+                <w:sz w:val="18"/>
+              </w:rPr>
+              <w:t>Server-side total</w:t>
+            </w:r>
+          </w:p>
+        </w:tc>
+        <w:tc>
+          <w:tcPr>
+            <w:tcW w:type="dxa" w:w="2160"/>
+          </w:tcPr>
+          <w:p>
+            <w:pPr>
+              <w:spacing w:before="40" w:after="40"/>
+            </w:pPr>
+            <w:r>
+              <w:rPr>
+                <w:rFonts w:ascii="Nirmala UI" w:hAnsi="Nirmala UI" w:eastAsia="Nirmala UI" w:cs="Nirmala UI"/>
+                <w:b/>
+                <w:sz w:val="18"/>
+              </w:rPr>
+              <w:t>1,950 ms</w:t>
+            </w:r>
+          </w:p>
+        </w:tc>
+        <w:tc>
+          <w:tcPr>
+            <w:tcW w:type="dxa" w:w="2160"/>
+          </w:tcPr>
+          <w:p>
+            <w:pPr>
+              <w:spacing w:before="40" w:after="40"/>
+            </w:pPr>
+            <w:r>
+              <w:rPr>
+                <w:rFonts w:ascii="Nirmala UI" w:hAnsi="Nirmala UI" w:eastAsia="Nirmala UI" w:cs="Nirmala UI"/>
+                <w:b/>
+                <w:sz w:val="18"/>
+              </w:rPr>
+              <w:t>660 ms</w:t>
+            </w:r>
+          </w:p>
+        </w:tc>
+        <w:tc>
+          <w:tcPr>
+            <w:tcW w:type="dxa" w:w="2160"/>
+          </w:tcPr>
+          <w:p>
+            <w:pPr>
+              <w:spacing w:before="40" w:after="40"/>
+            </w:pPr>
+          </w:p>
+        </w:tc>
+      </w:tr>
+      <w:tr>
+        <w:tc>
+          <w:tcPr>
+            <w:tcW w:type="dxa" w:w="2160"/>
+          </w:tcPr>
+          <w:p>
+            <w:pPr>
+              <w:spacing w:before="40" w:after="40"/>
+            </w:pPr>
+            <w:r>
+              <w:rPr>
+                <w:rFonts w:ascii="Nirmala UI" w:hAnsi="Nirmala UI" w:eastAsia="Nirmala UI" w:cs="Nirmala UI"/>
+                <w:sz w:val="18"/>
+              </w:rPr>
+              <w:t>Telephony (not controllable)</w:t>
+            </w:r>
+          </w:p>
+        </w:tc>
+        <w:tc>
+          <w:tcPr>
+            <w:tcW w:type="dxa" w:w="2160"/>
+          </w:tcPr>
+          <w:p>
+            <w:pPr>
+              <w:spacing w:before="40" w:after="40"/>
+            </w:pPr>
+            <w:r>
+              <w:rPr>
+                <w:rFonts w:ascii="Nirmala UI" w:hAnsi="Nirmala UI" w:eastAsia="Nirmala UI" w:cs="Nirmala UI"/>
+                <w:sz w:val="18"/>
+              </w:rPr>
+              <w:t>+490 ms</w:t>
+            </w:r>
+          </w:p>
+        </w:tc>
+        <w:tc>
+          <w:tcPr>
+            <w:tcW w:type="dxa" w:w="2160"/>
+          </w:tcPr>
+          <w:p>
+            <w:pPr>
+              <w:spacing w:before="40" w:after="40"/>
+            </w:pPr>
+            <w:r>
+              <w:rPr>
+                <w:rFonts w:ascii="Nirmala UI" w:hAnsi="Nirmala UI" w:eastAsia="Nirmala UI" w:cs="Nirmala UI"/>
+                <w:sz w:val="18"/>
+              </w:rPr>
+              <w:t>+490 ms</w:t>
+            </w:r>
+          </w:p>
+        </w:tc>
+        <w:tc>
+          <w:tcPr>
+            <w:tcW w:type="dxa" w:w="2160"/>
+          </w:tcPr>
+          <w:p>
+            <w:pPr>
+              <w:spacing w:before="40" w:after="40"/>
+            </w:pPr>
+            <w:r>
+              <w:rPr>
+                <w:rFonts w:ascii="Nirmala UI" w:hAnsi="Nirmala UI" w:eastAsia="Nirmala UI" w:cs="Nirmala UI"/>
+                <w:sz w:val="18"/>
+              </w:rPr>
+              <w:t>Carrier physics</w:t>
+            </w:r>
+          </w:p>
+        </w:tc>
+      </w:tr>
+      <w:tr>
+        <w:tc>
+          <w:tcPr>
+            <w:tcW w:type="dxa" w:w="2160"/>
+          </w:tcPr>
+          <w:p>
+            <w:pPr>
+              <w:spacing w:before="40" w:after="40"/>
+            </w:pPr>
+            <w:r>
+              <w:rPr>
+                <w:rFonts w:ascii="Nirmala UI" w:hAnsi="Nirmala UI" w:eastAsia="Nirmala UI" w:cs="Nirmala UI"/>
+                <w:b/>
+                <w:sz w:val="18"/>
+              </w:rPr>
+              <w:t>Caller experiences</w:t>
+            </w:r>
+          </w:p>
+        </w:tc>
+        <w:tc>
+          <w:tcPr>
+            <w:tcW w:type="dxa" w:w="2160"/>
+          </w:tcPr>
+          <w:p>
+            <w:pPr>
+              <w:spacing w:before="40" w:after="40"/>
+            </w:pPr>
+            <w:r>
+              <w:rPr>
+                <w:rFonts w:ascii="Nirmala UI" w:hAnsi="Nirmala UI" w:eastAsia="Nirmala UI" w:cs="Nirmala UI"/>
+                <w:sz w:val="18"/>
+              </w:rPr>
+              <w:t>~2,440 ms</w:t>
+            </w:r>
+          </w:p>
+        </w:tc>
+        <w:tc>
+          <w:tcPr>
+            <w:tcW w:type="dxa" w:w="2160"/>
+          </w:tcPr>
+          <w:p>
+            <w:pPr>
+              <w:spacing w:before="40" w:after="40"/>
+            </w:pPr>
+            <w:r>
+              <w:rPr>
+                <w:rFonts w:ascii="Nirmala UI" w:hAnsi="Nirmala UI" w:eastAsia="Nirmala UI" w:cs="Nirmala UI"/>
+                <w:b/>
+                <w:sz w:val="18"/>
+              </w:rPr>
+              <w:t>~1,150 ms</w:t>
+            </w:r>
+          </w:p>
+        </w:tc>
+        <w:tc>
+          <w:tcPr>
+            <w:tcW w:type="dxa" w:w="2160"/>
+          </w:tcPr>
+          <w:p>
+            <w:pPr>
+              <w:spacing w:before="40" w:after="40"/>
+            </w:pPr>
+            <w:r>
+              <w:rPr>
+                <w:rFonts w:ascii="Nirmala UI" w:hAnsi="Nirmala UI" w:eastAsia="Nirmala UI" w:cs="Nirmala UI"/>
+                <w:sz w:val="18"/>
+              </w:rPr>
+              <w:t xml:space="preserve">Would rank </w:t>
+            </w:r>
+            <w:r>
+              <w:rPr>
+                <w:rFonts w:ascii="Nirmala UI" w:hAnsi="Nirmala UI" w:eastAsia="Nirmala UI" w:cs="Nirmala UI"/>
+                <w:b/>
+                <w:sz w:val="18"/>
+              </w:rPr>
+              <w:t>1st</w:t>
+            </w:r>
+          </w:p>
+        </w:tc>
+      </w:tr>
+    </w:tbl>
+    <w:p/>
+    <w:p>
+      <w:pPr>
+        <w:pStyle w:val="Heading2"/>
+      </w:pPr>
+      <w:r>
+        <w:rPr>
+          <w:rFonts w:ascii="Nirmala UI" w:hAnsi="Nirmala UI" w:eastAsia="Nirmala UI" w:cs="Nirmala UI"/>
+          <w:color w:val="1F4E79"/>
+        </w:rPr>
+        <w:t>⚠ The blocker: LiveKit's turn detector doesn't support Telugu</w:t>
+      </w:r>
+    </w:p>
+    <w:p>
+      <w:pPr>
+        <w:spacing w:after="120"/>
+      </w:pPr>
+      <w:r>
+        <w:rPr>
+          <w:rFonts w:ascii="Nirmala UI" w:hAnsi="Nirmala UI" w:eastAsia="Nirmala UI" w:cs="Nirmala UI"/>
+        </w:rPr>
+        <w:t xml:space="preserve">It covers 14 languages — including </w:t>
+      </w:r>
+      <w:r>
+        <w:rPr>
+          <w:rFonts w:ascii="Nirmala UI" w:hAnsi="Nirmala UI" w:eastAsia="Nirmala UI" w:cs="Nirmala UI"/>
+          <w:b/>
+        </w:rPr>
+        <w:t>Hindi</w:t>
+      </w:r>
+      <w:r>
+        <w:rPr>
+          <w:rFonts w:ascii="Nirmala UI" w:hAnsi="Nirmala UI" w:eastAsia="Nirmala UI" w:cs="Nirmala UI"/>
+        </w:rPr>
+        <w:t>, not Telugu. Silence-based endpointing can't</w:t>
+      </w:r>
+    </w:p>
+    <w:p>
+      <w:pPr>
+        <w:spacing w:after="120"/>
+      </w:pPr>
+      <w:r>
+        <w:rPr>
+          <w:rFonts w:ascii="Nirmala UI" w:hAnsi="Nirmala UI" w:eastAsia="Nirmala UI" w:cs="Nirmala UI"/>
+        </w:rPr>
+        <w:t>safely go below ~0.6 s (your callers already protested at 0.35 s), and 0.6 s alone eats</w:t>
+      </w:r>
+    </w:p>
+    <w:p>
+      <w:pPr>
+        <w:spacing w:after="120"/>
+      </w:pPr>
+      <w:r>
+        <w:rPr>
+          <w:rFonts w:ascii="Nirmala UI" w:hAnsi="Nirmala UI" w:eastAsia="Nirmala UI" w:cs="Nirmala UI"/>
+        </w:rPr>
+        <w:t xml:space="preserve">75% of an 800 ms budget. </w:t>
+      </w:r>
+      <w:r>
+        <w:rPr>
+          <w:rFonts w:ascii="Nirmala UI" w:hAnsi="Nirmala UI" w:eastAsia="Nirmala UI" w:cs="Nirmala UI"/>
+          <w:b/>
+        </w:rPr>
+        <w:t>So a Telugu turn-detector model has to be trained.</w:t>
+      </w:r>
+      <w:r>
+        <w:rPr>
+          <w:rFonts w:ascii="Nirmala UI" w:hAnsi="Nirmala UI" w:eastAsia="Nirmala UI" w:cs="Nirmala UI"/>
+        </w:rPr>
+        <w:t xml:space="preserve"> 19 of the</w:t>
+      </w:r>
+    </w:p>
+    <w:p>
+      <w:pPr>
+        <w:spacing w:after="120"/>
+      </w:pPr>
+      <w:r>
+        <w:rPr>
+          <w:rFonts w:ascii="Nirmala UI" w:hAnsi="Nirmala UI" w:eastAsia="Nirmala UI" w:cs="Nirmala UI"/>
+        </w:rPr>
+        <w:t>42 latency days are exactly that. Precedent exists — the same was done for Thai.</w:t>
+      </w:r>
+    </w:p>
+    <w:p>
+      <w:pPr>
+        <w:spacing w:after="120"/>
+      </w:pPr>
+      <w:r>
+        <w:rPr>
+          <w:rFonts w:ascii="Nirmala UI" w:hAnsi="Nirmala UI" w:eastAsia="Nirmala UI" w:cs="Nirmala UI"/>
+          <w:b/>
+        </w:rPr>
+        <w:t>Sequencing:</w:t>
+      </w:r>
+      <w:r>
+        <w:rPr>
+          <w:rFonts w:ascii="Nirmala UI" w:hAnsi="Nirmala UI" w:eastAsia="Nirmala UI" w:cs="Nirmala UI"/>
+        </w:rPr>
+        <w:t xml:space="preserve"> the cheap wins (co-location, non-reasoning model, streaming TTS) reach</w:t>
+      </w:r>
+    </w:p>
+    <w:p>
+      <w:pPr>
+        <w:spacing w:after="120"/>
+      </w:pPr>
+      <w:r>
+        <w:rPr>
+          <w:rFonts w:ascii="Nirmala UI" w:hAnsi="Nirmala UI" w:eastAsia="Nirmala UI" w:cs="Nirmala UI"/>
+        </w:rPr>
+        <w:t xml:space="preserve">~1,200 ms with </w:t>
+      </w:r>
+      <w:r>
+        <w:rPr>
+          <w:rFonts w:ascii="Nirmala UI" w:hAnsi="Nirmala UI" w:eastAsia="Nirmala UI" w:cs="Nirmala UI"/>
+          <w:i/>
+        </w:rPr>
+        <w:t>no model training at all</w:t>
+      </w:r>
+      <w:r>
+        <w:rPr>
+          <w:rFonts w:ascii="Nirmala UI" w:hAnsi="Nirmala UI" w:eastAsia="Nirmala UI" w:cs="Nirmala UI"/>
+        </w:rPr>
+        <w:t xml:space="preserve"> — already better than 4 of the 5 platforms</w:t>
+      </w:r>
+    </w:p>
+    <w:p>
+      <w:pPr>
+        <w:spacing w:after="120"/>
+      </w:pPr>
+      <w:r>
+        <w:rPr>
+          <w:rFonts w:ascii="Nirmala UI" w:hAnsi="Nirmala UI" w:eastAsia="Nirmala UI" w:cs="Nirmala UI"/>
+        </w:rPr>
+        <w:t>above. The turn detector buys the last 400 ms.</w:t>
+      </w:r>
+    </w:p>
+    <w:p>
+      <w:pPr>
+        <w:spacing w:after="120"/>
+      </w:pPr>
+      <w:r>
+        <w:rPr>
+          <w:rFonts w:ascii="Nirmala UI" w:hAnsi="Nirmala UI" w:eastAsia="Nirmala UI" w:cs="Nirmala UI"/>
+          <w:b/>
+        </w:rPr>
+        <w:t>Every latency target is paired with a false-interruption target.</w:t>
+      </w:r>
+      <w:r>
+        <w:rPr>
+          <w:rFonts w:ascii="Nirmala UI" w:hAnsi="Nirmala UI" w:eastAsia="Nirmala UI" w:cs="Nirmala UI"/>
+        </w:rPr>
+        <w:t xml:space="preserve"> Faster endpointing</w:t>
+      </w:r>
+    </w:p>
+    <w:p>
+      <w:pPr>
+        <w:spacing w:after="120"/>
+      </w:pPr>
+      <w:r>
+        <w:rPr>
+          <w:rFonts w:ascii="Nirmala UI" w:hAnsi="Nirmala UI" w:eastAsia="Nirmala UI" w:cs="Nirmala UI"/>
+        </w:rPr>
+        <w:t>buys interruptions, and a latency win purchased with interruptions is not a win.</w:t>
+      </w:r>
+    </w:p>
+    <w:p>
+      <w:pPr>
         <w:jc w:val="center"/>
       </w:pPr>
       <w:r>
@@ -1014,7 +2738,7 @@
                 <w:b/>
                 <w:sz w:val="18"/>
               </w:rPr>
-              <w:t>Outbound calling + campaigns</w:t>
+              <w:t>Outbound calling + campaigns + STT levels 0–2 + ≤800 ms latency + live human transfer</w:t>
             </w:r>
           </w:p>
         </w:tc>
@@ -1051,7 +2775,15 @@
                 <w:rFonts w:ascii="Nirmala UI" w:hAnsi="Nirmala UI" w:eastAsia="Nirmala UI" w:cs="Nirmala UI"/>
                 <w:sz w:val="18"/>
               </w:rPr>
-              <w:t>Appointment booking, agent-builder UI, inbound, fine-tuned ASR</w:t>
+              <w:t xml:space="preserve">Appointment booking, agent-builder UI, inbound, </w:t>
+            </w:r>
+            <w:r>
+              <w:rPr>
+                <w:rFonts w:ascii="Nirmala UI" w:hAnsi="Nirmala UI" w:eastAsia="Nirmala UI" w:cs="Nirmala UI"/>
+                <w:b/>
+                <w:sz w:val="18"/>
+              </w:rPr>
+              <w:t>fine-tuned ASR (L3)</w:t>
             </w:r>
           </w:p>
         </w:tc>
@@ -1128,7 +2860,7 @@
         <w:rPr>
           <w:rFonts w:ascii="Nirmala UI" w:hAnsi="Nirmala UI" w:eastAsia="Nirmala UI" w:cs="Nirmala UI"/>
         </w:rPr>
-        <w:t xml:space="preserve"> ~133 engineering-days, ~173 with contingency. No calendar date asserted —</w:t>
+        <w:t xml:space="preserve"> ~188 engineering-days for v1, ~244 with contingency, plus 32 planned for</w:t>
       </w:r>
     </w:p>
     <w:p>
@@ -1139,7 +2871,18 @@
         <w:rPr>
           <w:rFonts w:ascii="Nirmala UI" w:hAnsi="Nirmala UI" w:eastAsia="Nirmala UI" w:cs="Nirmala UI"/>
         </w:rPr>
-        <w:t>that depends on your availability alongside client work.</w:t>
+        <w:t>the v2 STT workstream. No calendar date asserted — that depends on your availability</w:t>
+      </w:r>
+    </w:p>
+    <w:p>
+      <w:pPr>
+        <w:spacing w:after="120"/>
+      </w:pPr>
+      <w:r>
+        <w:rPr>
+          <w:rFonts w:ascii="Nirmala UI" w:hAnsi="Nirmala UI" w:eastAsia="Nirmala UI" w:cs="Nirmala UI"/>
+        </w:rPr>
+        <w:t>alongside client work.</w:t>
       </w:r>
     </w:p>
     <w:p>
@@ -1704,7 +3447,7 @@
                 <w:b/>
                 <w:sz w:val="18"/>
               </w:rPr>
-              <w:t>16</w:t>
+              <w:t>20</w:t>
             </w:r>
           </w:p>
         </w:tc>
@@ -1721,7 +3464,7 @@
                 <w:rFonts w:ascii="Nirmala UI" w:hAnsi="Nirmala UI" w:eastAsia="Nirmala UI" w:cs="Nirmala UI"/>
                 <w:sz w:val="18"/>
               </w:rPr>
-              <w:t>Has no dependencies, so it's easy to postpone — and postponing it makes "quality parity" unprovable. Schedule it in Phase 1.</w:t>
+              <w:t>Has no dependencies, so it's easy to postpone — and postponing it makes both "quality parity" and every ASR improvement claim unprovable. Schedule it in Phase 1.</w:t>
             </w:r>
           </w:p>
         </w:tc>
@@ -1776,6 +3519,60 @@
                 <w:sz w:val="18"/>
               </w:rPr>
               <w:t>One email answers it.</w:t>
+            </w:r>
+          </w:p>
+        </w:tc>
+      </w:tr>
+      <w:tr>
+        <w:tc>
+          <w:tcPr>
+            <w:tcW w:type="dxa" w:w="2880"/>
+          </w:tcPr>
+          <w:p>
+            <w:pPr>
+              <w:spacing w:before="40" w:after="40"/>
+            </w:pPr>
+            <w:r>
+              <w:rPr>
+                <w:rFonts w:ascii="Nirmala UI" w:hAnsi="Nirmala UI" w:eastAsia="Nirmala UI" w:cs="Nirmala UI"/>
+                <w:sz w:val="18"/>
+              </w:rPr>
+              <w:t>Consent doesn't cover training on your recordings</w:t>
+            </w:r>
+          </w:p>
+        </w:tc>
+        <w:tc>
+          <w:tcPr>
+            <w:tcW w:type="dxa" w:w="2880"/>
+          </w:tcPr>
+          <w:p>
+            <w:pPr>
+              <w:spacing w:before="40" w:after="40"/>
+            </w:pPr>
+            <w:r>
+              <w:rPr>
+                <w:rFonts w:ascii="Nirmala UI" w:hAnsi="Nirmala UI" w:eastAsia="Nirmala UI" w:cs="Nirmala UI"/>
+                <w:b/>
+                <w:sz w:val="18"/>
+              </w:rPr>
+              <w:t>15</w:t>
+            </w:r>
+          </w:p>
+        </w:tc>
+        <w:tc>
+          <w:tcPr>
+            <w:tcW w:type="dxa" w:w="2880"/>
+          </w:tcPr>
+          <w:p>
+            <w:pPr>
+              <w:spacing w:before="40" w:after="40"/>
+            </w:pPr>
+            <w:r>
+              <w:rPr>
+                <w:rFonts w:ascii="Nirmala UI" w:hAnsi="Nirmala UI" w:eastAsia="Nirmala UI" w:cs="Nirmala UI"/>
+                <w:sz w:val="18"/>
+              </w:rPr>
+              <w:t>Gates Level 3 only. Start the review now; levels 0–2 are unaffected.</w:t>
             </w:r>
           </w:p>
         </w:tc>
@@ -1846,7 +3643,44 @@
         <w:rPr>
           <w:rFonts w:ascii="Nirmala UI" w:hAnsi="Nirmala UI" w:eastAsia="Nirmala UI" w:cs="Nirmala UI"/>
         </w:rPr>
-        <w:t>Never trim prompts for latency — worth ~0.1 s, and objection handling is the payload</w:t>
+        <w:t xml:space="preserve">Never trim </w:t>
+      </w:r>
+      <w:r>
+        <w:rPr>
+          <w:rFonts w:ascii="Nirmala UI" w:hAnsi="Nirmala UI" w:eastAsia="Nirmala UI" w:cs="Nirmala UI"/>
+          <w:i/>
+        </w:rPr>
+        <w:t>instructions</w:t>
+      </w:r>
+      <w:r>
+        <w:rPr>
+          <w:rFonts w:ascii="Nirmala UI" w:hAnsi="Nirmala UI" w:eastAsia="Nirmala UI" w:cs="Nirmala UI"/>
+        </w:rPr>
+        <w:t xml:space="preserve"> for latency — worth ~0.1 s, and objection handling is the payload.</w:t>
+      </w:r>
+    </w:p>
+    <w:p>
+      <w:pPr>
+        <w:spacing w:after="120"/>
+      </w:pPr>
+      <w:r>
+        <w:rPr>
+          <w:rFonts w:ascii="Nirmala UI" w:hAnsi="Nirmala UI" w:eastAsia="Nirmala UI" w:cs="Nirmala UI"/>
+        </w:rPr>
+        <w:t xml:space="preserve">Shortening </w:t>
+      </w:r>
+      <w:r>
+        <w:rPr>
+          <w:rFonts w:ascii="Nirmala UI" w:hAnsi="Nirmala UI" w:eastAsia="Nirmala UI" w:cs="Nirmala UI"/>
+          <w:i/>
+        </w:rPr>
+        <w:t>spoken output</w:t>
+      </w:r>
+      <w:r>
+        <w:rPr>
+          <w:rFonts w:ascii="Nirmala UI" w:hAnsi="Nirmala UI" w:eastAsia="Nirmala UI" w:cs="Nirmala UI"/>
+        </w:rPr>
+        <w:t xml:space="preserve"> does pay, because Telugu tokenises expensively.</w:t>
       </w:r>
     </w:p>
     <w:p>

--- a/docs/voice-platform/00-index.docx
+++ b/docs/voice-platform/00-index.docx
@@ -2589,6 +2589,481 @@
     </w:p>
     <w:p>
       <w:pPr>
+        <w:pStyle w:val="Heading2"/>
+      </w:pPr>
+      <w:r>
+        <w:rPr>
+          <w:rFonts w:ascii="Nirmala UI" w:hAnsi="Nirmala UI" w:eastAsia="Nirmala UI" w:cs="Nirmala UI"/>
+          <w:color w:val="1F4E79"/>
+        </w:rPr>
+        <w:t>Is 800ms actually feasible? Yes.</w:t>
+      </w:r>
+    </w:p>
+    <w:p>
+      <w:pPr>
+        <w:spacing w:after="120"/>
+      </w:pPr>
+      <w:r>
+        <w:rPr>
+          <w:rFonts w:ascii="Nirmala UI" w:hAnsi="Nirmala UI" w:eastAsia="Nirmala UI" w:cs="Nirmala UI"/>
+          <w:b/>
+        </w:rPr>
+        <w:t>OpenAI's own flagship speech-to-speech model measures 820 ms end-to-end.</w:t>
+      </w:r>
+      <w:r>
+        <w:rPr>
+          <w:rFonts w:ascii="Nirmala UI" w:hAnsi="Nirmala UI" w:eastAsia="Nirmala UI" w:cs="Nirmala UI"/>
+        </w:rPr>
+        <w:t xml:space="preserve"> So 800 ms</w:t>
+      </w:r>
+    </w:p>
+    <w:p>
+      <w:pPr>
+        <w:spacing w:after="120"/>
+      </w:pPr>
+      <w:r>
+        <w:rPr>
+          <w:rFonts w:ascii="Nirmala UI" w:hAnsi="Nirmala UI" w:eastAsia="Nirmala UI" w:cs="Nirmala UI"/>
+        </w:rPr>
+        <w:t>cascaded is at the frontier, not beyond it. Gemini 3.1 Flash Live measures 2.98 s.</w:t>
+      </w:r>
+    </w:p>
+    <w:p>
+      <w:pPr>
+        <w:spacing w:after="120"/>
+      </w:pPr>
+      <w:r>
+        <w:rPr>
+          <w:rFonts w:ascii="Nirmala UI" w:hAnsi="Nirmala UI" w:eastAsia="Nirmala UI" w:cs="Nirmala UI"/>
+        </w:rPr>
+        <w:t xml:space="preserve">We also checked whether a </w:t>
+      </w:r>
+      <w:r>
+        <w:rPr>
+          <w:rFonts w:ascii="Nirmala UI" w:hAnsi="Nirmala UI" w:eastAsia="Nirmala UI" w:cs="Nirmala UI"/>
+          <w:b/>
+        </w:rPr>
+        <w:t>speech-to-speech model</w:t>
+      </w:r>
+      <w:r>
+        <w:rPr>
+          <w:rFonts w:ascii="Nirmala UI" w:hAnsi="Nirmala UI" w:eastAsia="Nirmala UI" w:cs="Nirmala UI"/>
+        </w:rPr>
+        <w:t xml:space="preserve"> (one model, audio in → audio out, no</w:t>
+      </w:r>
+    </w:p>
+    <w:p>
+      <w:pPr>
+        <w:spacing w:after="120"/>
+      </w:pPr>
+      <w:r>
+        <w:rPr>
+          <w:rFonts w:ascii="Nirmala UI" w:hAnsi="Nirmala UI" w:eastAsia="Nirmala UI" w:cs="Nirmala UI"/>
+        </w:rPr>
+        <w:t>TTS stage) would be easier. It would not:</w:t>
+      </w:r>
+    </w:p>
+    <w:tbl>
+      <w:tblPr>
+        <w:tblStyle w:val="TableGrid"/>
+        <w:tblW w:type="auto" w:w="0"/>
+        <w:jc w:val="center"/>
+        <w:tblLook w:firstColumn="1" w:firstRow="1" w:lastColumn="0" w:lastRow="0" w:noHBand="0" w:noVBand="1" w:val="04A0"/>
+      </w:tblPr>
+      <w:tblGrid>
+        <w:gridCol w:w="2880"/>
+        <w:gridCol w:w="2880"/>
+        <w:gridCol w:w="2880"/>
+      </w:tblGrid>
+      <w:tr>
+        <w:tc>
+          <w:tcPr>
+            <w:tcW w:type="dxa" w:w="2880"/>
+            <w:shd w:val="clear" w:color="auto" w:fill="DCE6F1"/>
+          </w:tcPr>
+          <w:p>
+            <w:pPr>
+              <w:spacing w:before="40" w:after="40"/>
+            </w:pPr>
+          </w:p>
+        </w:tc>
+        <w:tc>
+          <w:tcPr>
+            <w:tcW w:type="dxa" w:w="2880"/>
+            <w:shd w:val="clear" w:color="auto" w:fill="DCE6F1"/>
+          </w:tcPr>
+          <w:p>
+            <w:pPr>
+              <w:spacing w:before="40" w:after="40"/>
+            </w:pPr>
+            <w:r>
+              <w:rPr>
+                <w:rFonts w:ascii="Nirmala UI" w:hAnsi="Nirmala UI" w:eastAsia="Nirmala UI" w:cs="Nirmala UI"/>
+                <w:b/>
+                <w:sz w:val="18"/>
+              </w:rPr>
+              <w:t>Cascaded (chosen)</w:t>
+            </w:r>
+          </w:p>
+        </w:tc>
+        <w:tc>
+          <w:tcPr>
+            <w:tcW w:type="dxa" w:w="2880"/>
+            <w:shd w:val="clear" w:color="auto" w:fill="DCE6F1"/>
+          </w:tcPr>
+          <w:p>
+            <w:pPr>
+              <w:spacing w:before="40" w:after="40"/>
+            </w:pPr>
+            <w:r>
+              <w:rPr>
+                <w:rFonts w:ascii="Nirmala UI" w:hAnsi="Nirmala UI" w:eastAsia="Nirmala UI" w:cs="Nirmala UI"/>
+                <w:b/>
+                <w:sz w:val="18"/>
+              </w:rPr>
+              <w:t>Speech-to-speech</w:t>
+            </w:r>
+          </w:p>
+        </w:tc>
+      </w:tr>
+      <w:tr>
+        <w:tc>
+          <w:tcPr>
+            <w:tcW w:type="dxa" w:w="2880"/>
+          </w:tcPr>
+          <w:p>
+            <w:pPr>
+              <w:spacing w:before="40" w:after="40"/>
+            </w:pPr>
+            <w:r>
+              <w:rPr>
+                <w:rFonts w:ascii="Nirmala UI" w:hAnsi="Nirmala UI" w:eastAsia="Nirmala UI" w:cs="Nirmala UI"/>
+                <w:sz w:val="18"/>
+              </w:rPr>
+              <w:t>Latency</w:t>
+            </w:r>
+          </w:p>
+        </w:tc>
+        <w:tc>
+          <w:tcPr>
+            <w:tcW w:type="dxa" w:w="2880"/>
+          </w:tcPr>
+          <w:p>
+            <w:pPr>
+              <w:spacing w:before="40" w:after="40"/>
+            </w:pPr>
+            <w:r>
+              <w:rPr>
+                <w:rFonts w:ascii="Nirmala UI" w:hAnsi="Nirmala UI" w:eastAsia="Nirmala UI" w:cs="Nirmala UI"/>
+                <w:sz w:val="18"/>
+              </w:rPr>
+              <w:t>~800 ms target</w:t>
+            </w:r>
+          </w:p>
+        </w:tc>
+        <w:tc>
+          <w:tcPr>
+            <w:tcW w:type="dxa" w:w="2880"/>
+          </w:tcPr>
+          <w:p>
+            <w:pPr>
+              <w:spacing w:before="40" w:after="40"/>
+            </w:pPr>
+            <w:r>
+              <w:rPr>
+                <w:rFonts w:ascii="Nirmala UI" w:hAnsi="Nirmala UI" w:eastAsia="Nirmala UI" w:cs="Nirmala UI"/>
+                <w:sz w:val="18"/>
+              </w:rPr>
+              <w:t>820 ms (OpenAI) / 2.98 s (Gemini)</w:t>
+            </w:r>
+          </w:p>
+        </w:tc>
+      </w:tr>
+      <w:tr>
+        <w:tc>
+          <w:tcPr>
+            <w:tcW w:type="dxa" w:w="2880"/>
+          </w:tcPr>
+          <w:p>
+            <w:pPr>
+              <w:spacing w:before="40" w:after="40"/>
+            </w:pPr>
+            <w:r>
+              <w:rPr>
+                <w:rFonts w:ascii="Nirmala UI" w:hAnsi="Nirmala UI" w:eastAsia="Nirmala UI" w:cs="Nirmala UI"/>
+                <w:sz w:val="18"/>
+              </w:rPr>
+              <w:t>Telugu</w:t>
+            </w:r>
+          </w:p>
+        </w:tc>
+        <w:tc>
+          <w:tcPr>
+            <w:tcW w:type="dxa" w:w="2880"/>
+          </w:tcPr>
+          <w:p>
+            <w:pPr>
+              <w:spacing w:before="40" w:after="40"/>
+            </w:pPr>
+            <w:r>
+              <w:rPr>
+                <w:rFonts w:ascii="Nirmala UI" w:hAnsi="Nirmala UI" w:eastAsia="Nirmala UI" w:cs="Nirmala UI"/>
+                <w:sz w:val="18"/>
+              </w:rPr>
+              <w:t>Yours to train</w:t>
+            </w:r>
+          </w:p>
+        </w:tc>
+        <w:tc>
+          <w:tcPr>
+            <w:tcW w:type="dxa" w:w="2880"/>
+          </w:tcPr>
+          <w:p>
+            <w:pPr>
+              <w:spacing w:before="40" w:after="40"/>
+            </w:pPr>
+            <w:r>
+              <w:rPr>
+                <w:rFonts w:ascii="Nirmala UI" w:hAnsi="Nirmala UI" w:eastAsia="Nirmala UI" w:cs="Nirmala UI"/>
+                <w:b/>
+                <w:sz w:val="18"/>
+              </w:rPr>
+              <w:t>Essentially none</w:t>
+            </w:r>
+          </w:p>
+        </w:tc>
+      </w:tr>
+      <w:tr>
+        <w:tc>
+          <w:tcPr>
+            <w:tcW w:type="dxa" w:w="2880"/>
+          </w:tcPr>
+          <w:p>
+            <w:pPr>
+              <w:spacing w:before="40" w:after="40"/>
+            </w:pPr>
+            <w:r>
+              <w:rPr>
+                <w:rFonts w:ascii="Nirmala UI" w:hAnsi="Nirmala UI" w:eastAsia="Nirmala UI" w:cs="Nirmala UI"/>
+                <w:sz w:val="18"/>
+              </w:rPr>
+              <w:t>STT ownership</w:t>
+            </w:r>
+          </w:p>
+        </w:tc>
+        <w:tc>
+          <w:tcPr>
+            <w:tcW w:type="dxa" w:w="2880"/>
+          </w:tcPr>
+          <w:p>
+            <w:pPr>
+              <w:spacing w:before="40" w:after="40"/>
+            </w:pPr>
+            <w:r>
+              <w:rPr>
+                <w:rFonts w:ascii="Nirmala UI" w:hAnsi="Nirmala UI" w:eastAsia="Nirmala UI" w:cs="Nirmala UI"/>
+                <w:b/>
+                <w:sz w:val="18"/>
+              </w:rPr>
+              <w:t>Full — the whole ladder above</w:t>
+            </w:r>
+          </w:p>
+        </w:tc>
+        <w:tc>
+          <w:tcPr>
+            <w:tcW w:type="dxa" w:w="2880"/>
+          </w:tcPr>
+          <w:p>
+            <w:pPr>
+              <w:spacing w:before="40" w:after="40"/>
+            </w:pPr>
+            <w:r>
+              <w:rPr>
+                <w:rFonts w:ascii="Nirmala UI" w:hAnsi="Nirmala UI" w:eastAsia="Nirmala UI" w:cs="Nirmala UI"/>
+                <w:b/>
+                <w:sz w:val="18"/>
+              </w:rPr>
+              <w:t>Gone — there is no transcript stage</w:t>
+            </w:r>
+          </w:p>
+        </w:tc>
+      </w:tr>
+      <w:tr>
+        <w:tc>
+          <w:tcPr>
+            <w:tcW w:type="dxa" w:w="2880"/>
+          </w:tcPr>
+          <w:p>
+            <w:pPr>
+              <w:spacing w:before="40" w:after="40"/>
+            </w:pPr>
+            <w:r>
+              <w:rPr>
+                <w:rFonts w:ascii="Nirmala UI" w:hAnsi="Nirmala UI" w:eastAsia="Nirmala UI" w:cs="Nirmala UI"/>
+                <w:sz w:val="18"/>
+              </w:rPr>
+              <w:t>Cost</w:t>
+            </w:r>
+          </w:p>
+        </w:tc>
+        <w:tc>
+          <w:tcPr>
+            <w:tcW w:type="dxa" w:w="2880"/>
+          </w:tcPr>
+          <w:p>
+            <w:pPr>
+              <w:spacing w:before="40" w:after="40"/>
+            </w:pPr>
+            <w:r>
+              <w:rPr>
+                <w:rFonts w:ascii="Nirmala UI" w:hAnsi="Nirmala UI" w:eastAsia="Nirmala UI" w:cs="Nirmala UI"/>
+                <w:sz w:val="18"/>
+              </w:rPr>
+              <w:t>$0.0095–$0.17/min</w:t>
+            </w:r>
+          </w:p>
+        </w:tc>
+        <w:tc>
+          <w:tcPr>
+            <w:tcW w:type="dxa" w:w="2880"/>
+          </w:tcPr>
+          <w:p>
+            <w:pPr>
+              <w:spacing w:before="40" w:after="40"/>
+            </w:pPr>
+            <w:r>
+              <w:rPr>
+                <w:rFonts w:ascii="Nirmala UI" w:hAnsi="Nirmala UI" w:eastAsia="Nirmala UI" w:cs="Nirmala UI"/>
+                <w:sz w:val="18"/>
+              </w:rPr>
+              <w:t xml:space="preserve">up to </w:t>
+            </w:r>
+            <w:r>
+              <w:rPr>
+                <w:rFonts w:ascii="Nirmala UI" w:hAnsi="Nirmala UI" w:eastAsia="Nirmala UI" w:cs="Nirmala UI"/>
+                <w:b/>
+                <w:sz w:val="18"/>
+              </w:rPr>
+              <w:t>$0.30/min</w:t>
+            </w:r>
+          </w:p>
+        </w:tc>
+      </w:tr>
+      <w:tr>
+        <w:tc>
+          <w:tcPr>
+            <w:tcW w:type="dxa" w:w="2880"/>
+          </w:tcPr>
+          <w:p>
+            <w:pPr>
+              <w:spacing w:before="40" w:after="40"/>
+            </w:pPr>
+            <w:r>
+              <w:rPr>
+                <w:rFonts w:ascii="Nirmala UI" w:hAnsi="Nirmala UI" w:eastAsia="Nirmala UI" w:cs="Nirmala UI"/>
+                <w:sz w:val="18"/>
+              </w:rPr>
+              <w:t>Vendors</w:t>
+            </w:r>
+          </w:p>
+        </w:tc>
+        <w:tc>
+          <w:tcPr>
+            <w:tcW w:type="dxa" w:w="2880"/>
+          </w:tcPr>
+          <w:p>
+            <w:pPr>
+              <w:spacing w:before="40" w:after="40"/>
+            </w:pPr>
+            <w:r>
+              <w:rPr>
+                <w:rFonts w:ascii="Nirmala UI" w:hAnsi="Nirmala UI" w:eastAsia="Nirmala UI" w:cs="Nirmala UI"/>
+                <w:sz w:val="18"/>
+              </w:rPr>
+              <w:t>5+ STT, 7+ TTS, dozens of LLMs</w:t>
+            </w:r>
+          </w:p>
+        </w:tc>
+        <w:tc>
+          <w:tcPr>
+            <w:tcW w:type="dxa" w:w="2880"/>
+          </w:tcPr>
+          <w:p>
+            <w:pPr>
+              <w:spacing w:before="40" w:after="40"/>
+            </w:pPr>
+            <w:r>
+              <w:rPr>
+                <w:rFonts w:ascii="Nirmala UI" w:hAnsi="Nirmala UI" w:eastAsia="Nirmala UI" w:cs="Nirmala UI"/>
+                <w:b/>
+                <w:sz w:val="18"/>
+              </w:rPr>
+              <w:t>Two: OpenAI, Google</w:t>
+            </w:r>
+          </w:p>
+        </w:tc>
+      </w:tr>
+    </w:tbl>
+    <w:p/>
+    <w:p>
+      <w:pPr>
+        <w:spacing w:after="120"/>
+      </w:pPr>
+      <w:r>
+        <w:rPr>
+          <w:rFonts w:ascii="Nirmala UI" w:hAnsi="Nirmala UI" w:eastAsia="Nirmala UI" w:cs="Nirmala UI"/>
+        </w:rPr>
+        <w:t>Adopting S2S would mean rebuilding the platform in order to give up the exact capability</w:t>
+      </w:r>
+    </w:p>
+    <w:p>
+      <w:pPr>
+        <w:spacing w:after="120"/>
+      </w:pPr>
+      <w:r>
+        <w:rPr>
+          <w:rFonts w:ascii="Nirmala UI" w:hAnsi="Nirmala UI" w:eastAsia="Nirmala UI" w:cs="Nirmala UI"/>
+        </w:rPr>
+        <w:t>it exists to provide — and going back to per-minute pricing from one of two vendors.</w:t>
+      </w:r>
+    </w:p>
+    <w:p>
+      <w:pPr>
+        <w:spacing w:after="120"/>
+      </w:pPr>
+      <w:r>
+        <w:rPr>
+          <w:rFonts w:ascii="Nirmala UI" w:hAnsi="Nirmala UI" w:eastAsia="Nirmala UI" w:cs="Nirmala UI"/>
+        </w:rPr>
+        <w:t xml:space="preserve">Revisit if a self-hostable Telugu full-duplex model appears; </w:t>
+      </w:r>
+      <w:r>
+        <w:rPr>
+          <w:rFonts w:ascii="Nirmala UI" w:hAnsi="Nirmala UI" w:eastAsia="Nirmala UI" w:cs="Nirmala UI"/>
+          <w:b/>
+        </w:rPr>
+        <w:t>Hindi-Moshi</w:t>
+      </w:r>
+      <w:r>
+        <w:rPr>
+          <w:rFonts w:ascii="Nirmala UI" w:hAnsi="Nirmala UI" w:eastAsia="Nirmala UI" w:cs="Nirmala UI"/>
+        </w:rPr>
+        <w:t xml:space="preserve"> shows the</w:t>
+      </w:r>
+    </w:p>
+    <w:p>
+      <w:pPr>
+        <w:spacing w:after="120"/>
+      </w:pPr>
+      <w:r>
+        <w:rPr>
+          <w:rFonts w:ascii="Nirmala UI" w:hAnsi="Nirmala UI" w:eastAsia="Nirmala UI" w:cs="Nirmala UI"/>
+        </w:rPr>
+        <w:t>path is real.</w:t>
+      </w:r>
+    </w:p>
+    <w:p>
+      <w:pPr>
         <w:spacing w:after="120"/>
       </w:pPr>
       <w:r>

--- a/docs/voice-platform/00-index.docx
+++ b/docs/voice-platform/00-index.docx
@@ -2178,7 +2178,7 @@
                 <w:rFonts w:ascii="Nirmala UI" w:hAnsi="Nirmala UI" w:eastAsia="Nirmala UI" w:cs="Nirmala UI"/>
                 <w:sz w:val="18"/>
               </w:rPr>
-              <w:t>150 ms</w:t>
+              <w:t>190 ms</w:t>
             </w:r>
           </w:p>
         </w:tc>
@@ -2195,7 +2195,7 @@
                 <w:rFonts w:ascii="Nirmala UI" w:hAnsi="Nirmala UI" w:eastAsia="Nirmala UI" w:cs="Nirmala UI"/>
                 <w:sz w:val="18"/>
               </w:rPr>
-              <w:t>60 ms</w:t>
+              <w:t>190 ms</w:t>
             </w:r>
           </w:p>
         </w:tc>
@@ -2210,9 +2210,17 @@
             <w:r>
               <w:rPr>
                 <w:rFonts w:ascii="Nirmala UI" w:hAnsi="Nirmala UI" w:eastAsia="Nirmala UI" w:cs="Nirmala UI"/>
+                <w:b/>
                 <w:sz w:val="18"/>
               </w:rPr>
-              <w:t>Cartesia Sonic 4</w:t>
+              <w:t>No saving available</w:t>
+            </w:r>
+            <w:r>
+              <w:rPr>
+                <w:rFonts w:ascii="Nirmala UI" w:hAnsi="Nirmala UI" w:eastAsia="Nirmala UI" w:cs="Nirmala UI"/>
+                <w:sz w:val="18"/>
+              </w:rPr>
+              <w:t xml:space="preserve"> — measured floor is ~155 ms</w:t>
             </w:r>
           </w:p>
         </w:tc>
@@ -2320,7 +2328,7 @@
                 <w:b/>
                 <w:sz w:val="18"/>
               </w:rPr>
-              <w:t>1,950 ms</w:t>
+              <w:t>1,990 ms</w:t>
             </w:r>
           </w:p>
         </w:tc>
@@ -2338,7 +2346,7 @@
                 <w:b/>
                 <w:sz w:val="18"/>
               </w:rPr>
-              <w:t>660 ms</w:t>
+              <w:t>790 ms</w:t>
             </w:r>
           </w:p>
         </w:tc>
@@ -2350,6 +2358,13 @@
             <w:pPr>
               <w:spacing w:before="40" w:after="40"/>
             </w:pPr>
+            <w:r>
+              <w:rPr>
+                <w:rFonts w:ascii="Nirmala UI" w:hAnsi="Nirmala UI" w:eastAsia="Nirmala UI" w:cs="Nirmala UI"/>
+                <w:sz w:val="18"/>
+              </w:rPr>
+              <w:t>Only 10 ms under target</w:t>
+            </w:r>
           </w:p>
         </w:tc>
       </w:tr>
@@ -2455,7 +2470,7 @@
                 <w:rFonts w:ascii="Nirmala UI" w:hAnsi="Nirmala UI" w:eastAsia="Nirmala UI" w:cs="Nirmala UI"/>
                 <w:sz w:val="18"/>
               </w:rPr>
-              <w:t>~2,440 ms</w:t>
+              <w:t>~2,480 ms</w:t>
             </w:r>
           </w:p>
         </w:tc>
@@ -2473,7 +2488,7 @@
                 <w:b/>
                 <w:sz w:val="18"/>
               </w:rPr>
-              <w:t>~1,150 ms</w:t>
+              <w:t>~1,280 ms</w:t>
             </w:r>
           </w:p>
         </w:tc>

--- a/docs/voice-platform/00-index.docx
+++ b/docs/voice-platform/00-index.docx
@@ -816,6 +816,707 @@
                 <w:sz w:val="18"/>
               </w:rPr>
               <w:t>L-G1…L-G6</w:t>
+            </w:r>
+          </w:p>
+        </w:tc>
+      </w:tr>
+    </w:tbl>
+    <w:p/>
+    <w:p>
+      <w:pPr>
+        <w:pStyle w:val="Heading2"/>
+      </w:pPr>
+      <w:r>
+        <w:rPr>
+          <w:rFonts w:ascii="Nirmala UI" w:hAnsi="Nirmala UI" w:eastAsia="Nirmala UI" w:cs="Nirmala UI"/>
+          <w:color w:val="1F4E79"/>
+        </w:rPr>
+        <w:t>Build reports</w:t>
+      </w:r>
+    </w:p>
+    <w:p>
+      <w:pPr>
+        <w:spacing w:after="120"/>
+      </w:pPr>
+      <w:r>
+        <w:rPr>
+          <w:rFonts w:ascii="Nirmala UI" w:hAnsi="Nirmala UI" w:eastAsia="Nirmala UI" w:cs="Nirmala UI"/>
+        </w:rPr>
+        <w:t>Documents 1–9 are the plan. These record what was actually built, what broke,</w:t>
+      </w:r>
+    </w:p>
+    <w:p>
+      <w:pPr>
+        <w:spacing w:after="120"/>
+      </w:pPr>
+      <w:r>
+        <w:rPr>
+          <w:rFonts w:ascii="Nirmala UI" w:hAnsi="Nirmala UI" w:eastAsia="Nirmala UI" w:cs="Nirmala UI"/>
+        </w:rPr>
+        <w:t>and what the measurements said — written after the work, against real call logs.</w:t>
+      </w:r>
+    </w:p>
+    <w:tbl>
+      <w:tblPr>
+        <w:tblStyle w:val="TableGrid"/>
+        <w:tblW w:type="auto" w:w="0"/>
+        <w:jc w:val="center"/>
+        <w:tblLook w:firstColumn="1" w:firstRow="1" w:lastColumn="0" w:lastRow="0" w:noHBand="0" w:noVBand="1" w:val="04A0"/>
+      </w:tblPr>
+      <w:tblGrid>
+        <w:gridCol w:w="2880"/>
+        <w:gridCol w:w="2880"/>
+        <w:gridCol w:w="2880"/>
+      </w:tblGrid>
+      <w:tr>
+        <w:tc>
+          <w:tcPr>
+            <w:tcW w:type="dxa" w:w="2880"/>
+            <w:shd w:val="clear" w:color="auto" w:fill="DCE6F1"/>
+          </w:tcPr>
+          <w:p>
+            <w:pPr>
+              <w:spacing w:before="40" w:after="40"/>
+            </w:pPr>
+            <w:r>
+              <w:rPr>
+                <w:rFonts w:ascii="Nirmala UI" w:hAnsi="Nirmala UI" w:eastAsia="Nirmala UI" w:cs="Nirmala UI"/>
+                <w:b/>
+                <w:sz w:val="18"/>
+              </w:rPr>
+              <w:t>#</w:t>
+            </w:r>
+          </w:p>
+        </w:tc>
+        <w:tc>
+          <w:tcPr>
+            <w:tcW w:type="dxa" w:w="2880"/>
+            <w:shd w:val="clear" w:color="auto" w:fill="DCE6F1"/>
+          </w:tcPr>
+          <w:p>
+            <w:pPr>
+              <w:spacing w:before="40" w:after="40"/>
+            </w:pPr>
+            <w:r>
+              <w:rPr>
+                <w:rFonts w:ascii="Nirmala UI" w:hAnsi="Nirmala UI" w:eastAsia="Nirmala UI" w:cs="Nirmala UI"/>
+                <w:b/>
+                <w:sz w:val="18"/>
+              </w:rPr>
+              <w:t>Document</w:t>
+            </w:r>
+          </w:p>
+        </w:tc>
+        <w:tc>
+          <w:tcPr>
+            <w:tcW w:type="dxa" w:w="2880"/>
+            <w:shd w:val="clear" w:color="auto" w:fill="DCE6F1"/>
+          </w:tcPr>
+          <w:p>
+            <w:pPr>
+              <w:spacing w:before="40" w:after="40"/>
+            </w:pPr>
+            <w:r>
+              <w:rPr>
+                <w:rFonts w:ascii="Nirmala UI" w:hAnsi="Nirmala UI" w:eastAsia="Nirmala UI" w:cs="Nirmala UI"/>
+                <w:b/>
+                <w:sz w:val="18"/>
+              </w:rPr>
+              <w:t>What it answers</w:t>
+            </w:r>
+          </w:p>
+        </w:tc>
+      </w:tr>
+      <w:tr>
+        <w:tc>
+          <w:tcPr>
+            <w:tcW w:type="dxa" w:w="2880"/>
+          </w:tcPr>
+          <w:p>
+            <w:pPr>
+              <w:spacing w:before="40" w:after="40"/>
+            </w:pPr>
+            <w:r>
+              <w:rPr>
+                <w:rFonts w:ascii="Nirmala UI" w:hAnsi="Nirmala UI" w:eastAsia="Nirmala UI" w:cs="Nirmala UI"/>
+                <w:sz w:val="18"/>
+              </w:rPr>
+              <w:t>10</w:t>
+            </w:r>
+          </w:p>
+        </w:tc>
+        <w:tc>
+          <w:tcPr>
+            <w:tcW w:type="dxa" w:w="2880"/>
+          </w:tcPr>
+          <w:p>
+            <w:pPr>
+              <w:spacing w:before="40" w:after="40"/>
+            </w:pPr>
+            <w:r>
+              <w:rPr>
+                <w:rFonts w:ascii="Nirmala UI" w:hAnsi="Nirmala UI" w:eastAsia="Nirmala UI" w:cs="Nirmala UI"/>
+                <w:sz w:val="18"/>
+              </w:rPr>
+              <w:t>Dograh vs Vaani Architecture</w:t>
+            </w:r>
+          </w:p>
+        </w:tc>
+        <w:tc>
+          <w:tcPr>
+            <w:tcW w:type="dxa" w:w="2880"/>
+          </w:tcPr>
+          <w:p>
+            <w:pPr>
+              <w:spacing w:before="40" w:after="40"/>
+            </w:pPr>
+            <w:r>
+              <w:rPr>
+                <w:rFonts w:ascii="Nirmala UI" w:hAnsi="Nirmala UI" w:eastAsia="Nirmala UI" w:cs="Nirmala UI"/>
+                <w:i/>
+                <w:sz w:val="18"/>
+              </w:rPr>
+              <w:t>What did the open-source base give us, and what did Vaani add?</w:t>
+            </w:r>
+          </w:p>
+        </w:tc>
+      </w:tr>
+      <w:tr>
+        <w:tc>
+          <w:tcPr>
+            <w:tcW w:type="dxa" w:w="2880"/>
+          </w:tcPr>
+          <w:p>
+            <w:pPr>
+              <w:spacing w:before="40" w:after="40"/>
+            </w:pPr>
+            <w:r>
+              <w:rPr>
+                <w:rFonts w:ascii="Nirmala UI" w:hAnsi="Nirmala UI" w:eastAsia="Nirmala UI" w:cs="Nirmala UI"/>
+                <w:sz w:val="18"/>
+              </w:rPr>
+              <w:t>11</w:t>
+            </w:r>
+          </w:p>
+        </w:tc>
+        <w:tc>
+          <w:tcPr>
+            <w:tcW w:type="dxa" w:w="2880"/>
+          </w:tcPr>
+          <w:p>
+            <w:pPr>
+              <w:spacing w:before="40" w:after="40"/>
+            </w:pPr>
+            <w:r>
+              <w:rPr>
+                <w:rFonts w:ascii="Nirmala UI" w:hAnsi="Nirmala UI" w:eastAsia="Nirmala UI" w:cs="Nirmala UI"/>
+                <w:sz w:val="18"/>
+              </w:rPr>
+              <w:t>Engineering Report, 27 Aug</w:t>
+            </w:r>
+          </w:p>
+        </w:tc>
+        <w:tc>
+          <w:tcPr>
+            <w:tcW w:type="dxa" w:w="2880"/>
+          </w:tcPr>
+          <w:p>
+            <w:pPr>
+              <w:spacing w:before="40" w:after="40"/>
+            </w:pPr>
+            <w:r>
+              <w:rPr>
+                <w:rFonts w:ascii="Nirmala UI" w:hAnsi="Nirmala UI" w:eastAsia="Nirmala UI" w:cs="Nirmala UI"/>
+                <w:i/>
+                <w:sz w:val="18"/>
+              </w:rPr>
+              <w:t>The prompt, guardrail and turn-detector work</w:t>
+            </w:r>
+          </w:p>
+        </w:tc>
+      </w:tr>
+      <w:tr>
+        <w:tc>
+          <w:tcPr>
+            <w:tcW w:type="dxa" w:w="2880"/>
+          </w:tcPr>
+          <w:p>
+            <w:pPr>
+              <w:spacing w:before="40" w:after="40"/>
+            </w:pPr>
+            <w:r>
+              <w:rPr>
+                <w:rFonts w:ascii="Nirmala UI" w:hAnsi="Nirmala UI" w:eastAsia="Nirmala UI" w:cs="Nirmala UI"/>
+                <w:sz w:val="18"/>
+              </w:rPr>
+              <w:t>12</w:t>
+            </w:r>
+          </w:p>
+        </w:tc>
+        <w:tc>
+          <w:tcPr>
+            <w:tcW w:type="dxa" w:w="2880"/>
+          </w:tcPr>
+          <w:p>
+            <w:pPr>
+              <w:spacing w:before="40" w:after="40"/>
+            </w:pPr>
+            <w:r>
+              <w:rPr>
+                <w:rFonts w:ascii="Nirmala UI" w:hAnsi="Nirmala UI" w:eastAsia="Nirmala UI" w:cs="Nirmala UI"/>
+                <w:sz w:val="18"/>
+              </w:rPr>
+              <w:t>Engineering Report, 28 Aug</w:t>
+            </w:r>
+          </w:p>
+        </w:tc>
+        <w:tc>
+          <w:tcPr>
+            <w:tcW w:type="dxa" w:w="2880"/>
+          </w:tcPr>
+          <w:p>
+            <w:pPr>
+              <w:spacing w:before="40" w:after="40"/>
+            </w:pPr>
+            <w:r>
+              <w:rPr>
+                <w:rFonts w:ascii="Nirmala UI" w:hAnsi="Nirmala UI" w:eastAsia="Nirmala UI" w:cs="Nirmala UI"/>
+                <w:i/>
+                <w:sz w:val="18"/>
+              </w:rPr>
+              <w:t>Repeated questions, ignored questions, fillers, booking, the boosted detector</w:t>
+            </w:r>
+          </w:p>
+        </w:tc>
+      </w:tr>
+      <w:tr>
+        <w:tc>
+          <w:tcPr>
+            <w:tcW w:type="dxa" w:w="2880"/>
+          </w:tcPr>
+          <w:p>
+            <w:pPr>
+              <w:spacing w:before="40" w:after="40"/>
+            </w:pPr>
+            <w:r>
+              <w:rPr>
+                <w:rFonts w:ascii="Nirmala UI" w:hAnsi="Nirmala UI" w:eastAsia="Nirmala UI" w:cs="Nirmala UI"/>
+                <w:sz w:val="18"/>
+              </w:rPr>
+              <w:t>13</w:t>
+            </w:r>
+          </w:p>
+        </w:tc>
+        <w:tc>
+          <w:tcPr>
+            <w:tcW w:type="dxa" w:w="2880"/>
+          </w:tcPr>
+          <w:p>
+            <w:pPr>
+              <w:spacing w:before="40" w:after="40"/>
+            </w:pPr>
+            <w:r>
+              <w:rPr>
+                <w:rFonts w:ascii="Nirmala UI" w:hAnsi="Nirmala UI" w:eastAsia="Nirmala UI" w:cs="Nirmala UI"/>
+                <w:sz w:val="18"/>
+              </w:rPr>
+              <w:t>Engineering Report, 29 Aug</w:t>
+            </w:r>
+          </w:p>
+        </w:tc>
+        <w:tc>
+          <w:tcPr>
+            <w:tcW w:type="dxa" w:w="2880"/>
+          </w:tcPr>
+          <w:p>
+            <w:pPr>
+              <w:spacing w:before="40" w:after="40"/>
+            </w:pPr>
+            <w:r>
+              <w:rPr>
+                <w:rFonts w:ascii="Nirmala UI" w:hAnsi="Nirmala UI" w:eastAsia="Nirmala UI" w:cs="Nirmala UI"/>
+                <w:i/>
+                <w:sz w:val="18"/>
+              </w:rPr>
+              <w:t>Two-sided endpointing: why the agent talked over the caller, and the 1,393-clip measurement</w:t>
+            </w:r>
+          </w:p>
+        </w:tc>
+      </w:tr>
+      <w:tr>
+        <w:tc>
+          <w:tcPr>
+            <w:tcW w:type="dxa" w:w="2880"/>
+          </w:tcPr>
+          <w:p>
+            <w:pPr>
+              <w:spacing w:before="40" w:after="40"/>
+            </w:pPr>
+            <w:r>
+              <w:rPr>
+                <w:rFonts w:ascii="Nirmala UI" w:hAnsi="Nirmala UI" w:eastAsia="Nirmala UI" w:cs="Nirmala UI"/>
+                <w:sz w:val="18"/>
+              </w:rPr>
+              <w:t>14</w:t>
+            </w:r>
+          </w:p>
+        </w:tc>
+        <w:tc>
+          <w:tcPr>
+            <w:tcW w:type="dxa" w:w="2880"/>
+          </w:tcPr>
+          <w:p>
+            <w:pPr>
+              <w:spacing w:before="40" w:after="40"/>
+            </w:pPr>
+            <w:r>
+              <w:rPr>
+                <w:rFonts w:ascii="Nirmala UI" w:hAnsi="Nirmala UI" w:eastAsia="Nirmala UI" w:cs="Nirmala UI"/>
+                <w:sz w:val="18"/>
+              </w:rPr>
+              <w:t>Telugu Voice Register Guide</w:t>
+            </w:r>
+          </w:p>
+        </w:tc>
+        <w:tc>
+          <w:tcPr>
+            <w:tcW w:type="dxa" w:w="2880"/>
+          </w:tcPr>
+          <w:p>
+            <w:pPr>
+              <w:spacing w:before="40" w:after="40"/>
+            </w:pPr>
+            <w:r>
+              <w:rPr>
+                <w:rFonts w:ascii="Nirmala UI" w:hAnsi="Nirmala UI" w:eastAsia="Nirmala UI" w:cs="Nirmala UI"/>
+                <w:i/>
+                <w:sz w:val="18"/>
+              </w:rPr>
+              <w:t>How the agent should actually sound to a Telugu caller</w:t>
+            </w:r>
+          </w:p>
+        </w:tc>
+      </w:tr>
+      <w:tr>
+        <w:tc>
+          <w:tcPr>
+            <w:tcW w:type="dxa" w:w="2880"/>
+          </w:tcPr>
+          <w:p>
+            <w:pPr>
+              <w:spacing w:before="40" w:after="40"/>
+            </w:pPr>
+            <w:r>
+              <w:rPr>
+                <w:rFonts w:ascii="Nirmala UI" w:hAnsi="Nirmala UI" w:eastAsia="Nirmala UI" w:cs="Nirmala UI"/>
+                <w:sz w:val="18"/>
+              </w:rPr>
+              <w:t>15</w:t>
+            </w:r>
+          </w:p>
+        </w:tc>
+        <w:tc>
+          <w:tcPr>
+            <w:tcW w:type="dxa" w:w="2880"/>
+          </w:tcPr>
+          <w:p>
+            <w:pPr>
+              <w:spacing w:before="40" w:after="40"/>
+            </w:pPr>
+            <w:r>
+              <w:rPr>
+                <w:rFonts w:ascii="Nirmala UI" w:hAnsi="Nirmala UI" w:eastAsia="Nirmala UI" w:cs="Nirmala UI"/>
+                <w:sz w:val="18"/>
+              </w:rPr>
+              <w:t>Engineering Report, 30 Aug</w:t>
+            </w:r>
+          </w:p>
+        </w:tc>
+        <w:tc>
+          <w:tcPr>
+            <w:tcW w:type="dxa" w:w="2880"/>
+          </w:tcPr>
+          <w:p>
+            <w:pPr>
+              <w:spacing w:before="40" w:after="40"/>
+            </w:pPr>
+            <w:r>
+              <w:rPr>
+                <w:rFonts w:ascii="Nirmala UI" w:hAnsi="Nirmala UI" w:eastAsia="Nirmala UI" w:cs="Nirmala UI"/>
+                <w:i/>
+                <w:sz w:val="18"/>
+              </w:rPr>
+              <w:t>The four BS Wealth agents, built on the shared layers</w:t>
+            </w:r>
+          </w:p>
+        </w:tc>
+      </w:tr>
+      <w:tr>
+        <w:tc>
+          <w:tcPr>
+            <w:tcW w:type="dxa" w:w="2880"/>
+          </w:tcPr>
+          <w:p>
+            <w:pPr>
+              <w:spacing w:before="40" w:after="40"/>
+            </w:pPr>
+            <w:r>
+              <w:rPr>
+                <w:rFonts w:ascii="Nirmala UI" w:hAnsi="Nirmala UI" w:eastAsia="Nirmala UI" w:cs="Nirmala UI"/>
+                <w:sz w:val="18"/>
+              </w:rPr>
+              <w:t>16</w:t>
+            </w:r>
+          </w:p>
+        </w:tc>
+        <w:tc>
+          <w:tcPr>
+            <w:tcW w:type="dxa" w:w="2880"/>
+          </w:tcPr>
+          <w:p>
+            <w:pPr>
+              <w:spacing w:before="40" w:after="40"/>
+            </w:pPr>
+            <w:r>
+              <w:rPr>
+                <w:rFonts w:ascii="Nirmala UI" w:hAnsi="Nirmala UI" w:eastAsia="Nirmala UI" w:cs="Nirmala UI"/>
+                <w:sz w:val="18"/>
+              </w:rPr>
+              <w:t>Booking Defects, 30 Aug</w:t>
+            </w:r>
+          </w:p>
+        </w:tc>
+        <w:tc>
+          <w:tcPr>
+            <w:tcW w:type="dxa" w:w="2880"/>
+          </w:tcPr>
+          <w:p>
+            <w:pPr>
+              <w:spacing w:before="40" w:after="40"/>
+            </w:pPr>
+            <w:r>
+              <w:rPr>
+                <w:rFonts w:ascii="Nirmala UI" w:hAnsi="Nirmala UI" w:eastAsia="Nirmala UI" w:cs="Nirmala UI"/>
+                <w:i/>
+                <w:sz w:val="18"/>
+              </w:rPr>
+              <w:t>What broke in the appointment flow, and what fixed it</w:t>
+            </w:r>
+          </w:p>
+        </w:tc>
+      </w:tr>
+      <w:tr>
+        <w:tc>
+          <w:tcPr>
+            <w:tcW w:type="dxa" w:w="2880"/>
+          </w:tcPr>
+          <w:p>
+            <w:pPr>
+              <w:spacing w:before="40" w:after="40"/>
+            </w:pPr>
+            <w:r>
+              <w:rPr>
+                <w:rFonts w:ascii="Nirmala UI" w:hAnsi="Nirmala UI" w:eastAsia="Nirmala UI" w:cs="Nirmala UI"/>
+                <w:sz w:val="18"/>
+              </w:rPr>
+              <w:t>17</w:t>
+            </w:r>
+          </w:p>
+        </w:tc>
+        <w:tc>
+          <w:tcPr>
+            <w:tcW w:type="dxa" w:w="2880"/>
+          </w:tcPr>
+          <w:p>
+            <w:pPr>
+              <w:spacing w:before="40" w:after="40"/>
+            </w:pPr>
+            <w:r>
+              <w:rPr>
+                <w:rFonts w:ascii="Nirmala UI" w:hAnsi="Nirmala UI" w:eastAsia="Nirmala UI" w:cs="Nirmala UI"/>
+                <w:sz w:val="18"/>
+              </w:rPr>
+              <w:t>Listening Report, 30 Aug</w:t>
+            </w:r>
+          </w:p>
+        </w:tc>
+        <w:tc>
+          <w:tcPr>
+            <w:tcW w:type="dxa" w:w="2880"/>
+          </w:tcPr>
+          <w:p>
+            <w:pPr>
+              <w:spacing w:before="40" w:after="40"/>
+            </w:pPr>
+            <w:r>
+              <w:rPr>
+                <w:rFonts w:ascii="Nirmala UI" w:hAnsi="Nirmala UI" w:eastAsia="Nirmala UI" w:cs="Nirmala UI"/>
+                <w:i/>
+                <w:sz w:val="18"/>
+              </w:rPr>
+              <w:t>What the recordings say the agent is still getting wrong</w:t>
+            </w:r>
+          </w:p>
+        </w:tc>
+      </w:tr>
+      <w:tr>
+        <w:tc>
+          <w:tcPr>
+            <w:tcW w:type="dxa" w:w="2880"/>
+          </w:tcPr>
+          <w:p>
+            <w:pPr>
+              <w:spacing w:before="40" w:after="40"/>
+            </w:pPr>
+            <w:r>
+              <w:rPr>
+                <w:rFonts w:ascii="Nirmala UI" w:hAnsi="Nirmala UI" w:eastAsia="Nirmala UI" w:cs="Nirmala UI"/>
+                <w:sz w:val="18"/>
+              </w:rPr>
+              <w:t>18</w:t>
+            </w:r>
+          </w:p>
+        </w:tc>
+        <w:tc>
+          <w:tcPr>
+            <w:tcW w:type="dxa" w:w="2880"/>
+          </w:tcPr>
+          <w:p>
+            <w:pPr>
+              <w:spacing w:before="40" w:after="40"/>
+            </w:pPr>
+            <w:r>
+              <w:rPr>
+                <w:rFonts w:ascii="Nirmala UI" w:hAnsi="Nirmala UI" w:eastAsia="Nirmala UI" w:cs="Nirmala UI"/>
+                <w:sz w:val="18"/>
+              </w:rPr>
+              <w:t>Shared Layer Training, 31 Aug</w:t>
+            </w:r>
+          </w:p>
+        </w:tc>
+        <w:tc>
+          <w:tcPr>
+            <w:tcW w:type="dxa" w:w="2880"/>
+          </w:tcPr>
+          <w:p>
+            <w:pPr>
+              <w:spacing w:before="40" w:after="40"/>
+            </w:pPr>
+            <w:r>
+              <w:rPr>
+                <w:rFonts w:ascii="Nirmala UI" w:hAnsi="Nirmala UI" w:eastAsia="Nirmala UI" w:cs="Nirmala UI"/>
+                <w:i/>
+                <w:sz w:val="18"/>
+              </w:rPr>
+              <w:t>Training layers 1, 2 and 4 once, for every client</w:t>
+            </w:r>
+          </w:p>
+        </w:tc>
+      </w:tr>
+      <w:tr>
+        <w:tc>
+          <w:tcPr>
+            <w:tcW w:type="dxa" w:w="2880"/>
+          </w:tcPr>
+          <w:p>
+            <w:pPr>
+              <w:spacing w:before="40" w:after="40"/>
+            </w:pPr>
+            <w:r>
+              <w:rPr>
+                <w:rFonts w:ascii="Nirmala UI" w:hAnsi="Nirmala UI" w:eastAsia="Nirmala UI" w:cs="Nirmala UI"/>
+                <w:sz w:val="18"/>
+              </w:rPr>
+              <w:t>19</w:t>
+            </w:r>
+          </w:p>
+        </w:tc>
+        <w:tc>
+          <w:tcPr>
+            <w:tcW w:type="dxa" w:w="2880"/>
+          </w:tcPr>
+          <w:p>
+            <w:pPr>
+              <w:spacing w:before="40" w:after="40"/>
+            </w:pPr>
+            <w:r>
+              <w:rPr>
+                <w:rFonts w:ascii="Nirmala UI" w:hAnsi="Nirmala UI" w:eastAsia="Nirmala UI" w:cs="Nirmala UI"/>
+                <w:sz w:val="18"/>
+              </w:rPr>
+              <w:t>HDFC Agent Simplified, 3 Sep</w:t>
+            </w:r>
+          </w:p>
+        </w:tc>
+        <w:tc>
+          <w:tcPr>
+            <w:tcW w:type="dxa" w:w="2880"/>
+          </w:tcPr>
+          <w:p>
+            <w:pPr>
+              <w:spacing w:before="40" w:after="40"/>
+            </w:pPr>
+            <w:r>
+              <w:rPr>
+                <w:rFonts w:ascii="Nirmala UI" w:hAnsi="Nirmala UI" w:eastAsia="Nirmala UI" w:cs="Nirmala UI"/>
+                <w:i/>
+                <w:sz w:val="18"/>
+              </w:rPr>
+              <w:t>Cutting the loan agent to a one-minute, three-turn handoff call</w:t>
+            </w:r>
+          </w:p>
+        </w:tc>
+      </w:tr>
+      <w:tr>
+        <w:tc>
+          <w:tcPr>
+            <w:tcW w:type="dxa" w:w="2880"/>
+          </w:tcPr>
+          <w:p>
+            <w:pPr>
+              <w:spacing w:before="40" w:after="40"/>
+            </w:pPr>
+            <w:r>
+              <w:rPr>
+                <w:rFonts w:ascii="Nirmala UI" w:hAnsi="Nirmala UI" w:eastAsia="Nirmala UI" w:cs="Nirmala UI"/>
+                <w:sz w:val="18"/>
+              </w:rPr>
+              <w:t>20</w:t>
+            </w:r>
+          </w:p>
+        </w:tc>
+        <w:tc>
+          <w:tcPr>
+            <w:tcW w:type="dxa" w:w="2880"/>
+          </w:tcPr>
+          <w:p>
+            <w:pPr>
+              <w:spacing w:before="40" w:after="40"/>
+            </w:pPr>
+            <w:r>
+              <w:rPr>
+                <w:rFonts w:ascii="Nirmala UI" w:hAnsi="Nirmala UI" w:eastAsia="Nirmala UI" w:cs="Nirmala UI"/>
+                <w:sz w:val="18"/>
+              </w:rPr>
+              <w:t>Dashboard Cutover to Vaani, 3 Sep</w:t>
+            </w:r>
+          </w:p>
+        </w:tc>
+        <w:tc>
+          <w:tcPr>
+            <w:tcW w:type="dxa" w:w="2880"/>
+          </w:tcPr>
+          <w:p>
+            <w:pPr>
+              <w:spacing w:before="40" w:after="40"/>
+            </w:pPr>
+            <w:r>
+              <w:rPr>
+                <w:rFonts w:ascii="Nirmala UI" w:hAnsi="Nirmala UI" w:eastAsia="Nirmala UI" w:cs="Nirmala UI"/>
+                <w:i/>
+                <w:sz w:val="18"/>
+              </w:rPr>
+              <w:t>Pointing admin.bswealthfinance.com at Vaani, and what the four agents still need published</w:t>
             </w:r>
           </w:p>
         </w:tc>
